--- a/DB/문화사역팀/CUL_문화사역팀매뉴얼_201-203_사랑과평안의교회.docx
+++ b/DB/문화사역팀/CUL_문화사역팀매뉴얼_201-203_사랑과평안의교회.docx
@@ -33,9 +33,6 @@
     </w:p>
     <w:p>
       <w:pPr>
-        <w:pBdr>
-          <w:bottom w:val="single" w:color="C8714A" w:sz="6"/>
-        </w:pBdr>
         <w:spacing w:after="80" w:before="0"/>
         <w:jc w:val="center"/>
       </w:pPr>
@@ -138,7 +135,7 @@
               <w:bottom w:val="single" w:color="B0C8E0" w:sz="4"/>
               <w:right w:val="single" w:color="B0C8E0" w:sz="4"/>
             </w:tcBorders>
-            <w:shd w:fill="EAF1F8" w:val="clear"/>
+            <w:shd w:fill="FFFFFF" w:val="clear"/>
             <w:tcMar>
               <w:top w:type="dxa" w:w="80"/>
               <w:left w:type="dxa" w:w="160"/>
@@ -202,7 +199,7 @@
               <w:bottom w:val="single" w:color="B0C8E0" w:sz="4"/>
               <w:right w:val="single" w:color="B0C8E0" w:sz="4"/>
             </w:tcBorders>
-            <w:shd w:fill="EAF1F8" w:val="clear"/>
+            <w:shd w:fill="FFFFFF" w:val="clear"/>
             <w:tcMar>
               <w:top w:type="dxa" w:w="80"/>
               <w:left w:type="dxa" w:w="160"/>
@@ -266,7 +263,7 @@
               <w:bottom w:val="single" w:color="B0C8E0" w:sz="4"/>
               <w:right w:val="single" w:color="B0C8E0" w:sz="4"/>
             </w:tcBorders>
-            <w:shd w:fill="EAF1F8" w:val="clear"/>
+            <w:shd w:fill="FFFFFF" w:val="clear"/>
             <w:tcMar>
               <w:top w:type="dxa" w:w="80"/>
               <w:left w:type="dxa" w:w="160"/>
@@ -330,7 +327,7 @@
               <w:bottom w:val="single" w:color="B0C8E0" w:sz="4"/>
               <w:right w:val="single" w:color="B0C8E0" w:sz="4"/>
             </w:tcBorders>
-            <w:shd w:fill="EAF1F8" w:val="clear"/>
+            <w:shd w:fill="FFFFFF" w:val="clear"/>
             <w:tcMar>
               <w:top w:type="dxa" w:w="80"/>
               <w:left w:type="dxa" w:w="160"/>
@@ -394,7 +391,7 @@
               <w:bottom w:val="single" w:color="B0C8E0" w:sz="4"/>
               <w:right w:val="single" w:color="B0C8E0" w:sz="4"/>
             </w:tcBorders>
-            <w:shd w:fill="EAF1F8" w:val="clear"/>
+            <w:shd w:fill="FFFFFF" w:val="clear"/>
             <w:tcMar>
               <w:top w:type="dxa" w:w="80"/>
               <w:left w:type="dxa" w:w="160"/>
@@ -443,7 +440,7 @@
                 <w:sz w:val="18"/>
                 <w:szCs w:val="18"/>
               </w:rPr>
-              <w:t xml:space="preserve">—</w:t>
+              <w:t>말미 [개정 이력] 표 참조</w:t>
             </w:r>
           </w:p>
         </w:tc>
@@ -486,11 +483,154 @@
       </w:r>
     </w:p>
     <w:p>
-      <w:pPr>
-        <w:pBdr>
-          <w:bottom w:val="single" w:color="C8714A" w:sz="8"/>
-        </w:pBdr>
-        <w:shd w:fill="1A3A5C" w:val="clear"/>
+      <w:r>
+        <w:rPr>
+          <w:rFonts w:ascii="맑은 고딕" w:hAnsi="맑은 고딕"/>
+          <w:b/>
+          <w:color w:val="1A3A5C"/>
+          <w:sz w:val="26"/>
+        </w:rPr>
+        <w:t>■ 문화사역팀 제출 업무 총괄  Duties Overview</w:t>
+      </w:r>
+    </w:p>
+    <w:p>
+      <w:r>
+        <w:rPr>
+          <w:rFonts w:ascii="맑은 고딕" w:hAnsi="맑은 고딕"/>
+          <w:sz w:val="22"/>
+        </w:rPr>
+        <w:t>아래 표는 문화사역팀가 제출한 업무 현황을 반영한 것이다. 세부 운영 지침은 제1장 이하 각 조에서 정한다.</w:t>
+      </w:r>
+    </w:p>
+    <w:tbl>
+      <w:tblPr>
+        <w:tblW w:type="auto" w:w="0"/>
+        <w:tblLook w:firstColumn="1" w:firstRow="1" w:lastColumn="0" w:lastRow="0" w:noHBand="0" w:noVBand="1" w:val="04A0"/>
+        <w:tblBorders>
+          <w:top w:val="single" w:sz="4" w:space="0" w:color="C0D4EC"/>
+          <w:left w:val="single" w:sz="4" w:space="0" w:color="C0D4EC"/>
+          <w:bottom w:val="single" w:sz="4" w:space="0" w:color="C0D4EC"/>
+          <w:right w:val="single" w:sz="4" w:space="0" w:color="C0D4EC"/>
+          <w:insideH w:val="single" w:sz="4" w:space="0" w:color="C0D4EC"/>
+          <w:insideV w:val="single" w:sz="4" w:space="0" w:color="C0D4EC"/>
+        </w:tblBorders>
+      </w:tblPr>
+      <w:tblGrid>
+        <w:gridCol w:w="3023"/>
+        <w:gridCol w:w="3023"/>
+        <w:gridCol w:w="3023"/>
+      </w:tblGrid>
+      <w:tr>
+        <w:tc>
+          <w:tcPr>
+            <w:tcW w:type="dxa" w:w="3023"/>
+            <w:shd w:val="clear" w:fill="FFFFFF"/>
+          </w:tcPr>
+          <w:p>
+            <w:r/>
+            <w:r>
+              <w:rPr>
+                <w:rFonts w:ascii="맑은 고딕" w:hAnsi="맑은 고딕"/>
+                <w:b/>
+                <w:color w:val="1A1A1A"/>
+                <w:sz w:val="20"/>
+              </w:rPr>
+              <w:t>업무명</w:t>
+            </w:r>
+          </w:p>
+        </w:tc>
+        <w:tc>
+          <w:tcPr>
+            <w:tcW w:type="dxa" w:w="3023"/>
+            <w:shd w:val="clear" w:fill="FFFFFF"/>
+          </w:tcPr>
+          <w:p>
+            <w:r/>
+            <w:r>
+              <w:rPr>
+                <w:rFonts w:ascii="맑은 고딕" w:hAnsi="맑은 고딕"/>
+                <w:b/>
+                <w:color w:val="1A1A1A"/>
+                <w:sz w:val="20"/>
+              </w:rPr>
+              <w:t>주기</w:t>
+            </w:r>
+          </w:p>
+        </w:tc>
+        <w:tc>
+          <w:tcPr>
+            <w:tcW w:type="dxa" w:w="3023"/>
+            <w:shd w:val="clear" w:fill="FFFFFF"/>
+          </w:tcPr>
+          <w:p>
+            <w:r/>
+            <w:r>
+              <w:rPr>
+                <w:rFonts w:ascii="맑은 고딕" w:hAnsi="맑은 고딕"/>
+                <w:b/>
+                <w:color w:val="1A1A1A"/>
+                <w:sz w:val="20"/>
+              </w:rPr>
+              <w:t>예산</w:t>
+            </w:r>
+          </w:p>
+        </w:tc>
+      </w:tr>
+      <w:tr>
+        <w:tc>
+          <w:tcPr>
+            <w:tcW w:type="dxa" w:w="3023"/>
+          </w:tcPr>
+          <w:p>
+            <w:r/>
+            <w:r>
+              <w:rPr>
+                <w:rFonts w:ascii="맑은 고딕" w:hAnsi="맑은 고딕"/>
+                <w:b w:val="0"/>
+                <w:sz w:val="20"/>
+              </w:rPr>
+              <w:t>문화 행사 기획 및 운영</w:t>
+            </w:r>
+          </w:p>
+        </w:tc>
+        <w:tc>
+          <w:tcPr>
+            <w:tcW w:type="dxa" w:w="3023"/>
+          </w:tcPr>
+          <w:p>
+            <w:r/>
+            <w:r>
+              <w:rPr>
+                <w:rFonts w:ascii="맑은 고딕" w:hAnsi="맑은 고딕"/>
+                <w:b w:val="0"/>
+                <w:sz w:val="20"/>
+              </w:rPr>
+              <w:t>수시</w:t>
+            </w:r>
+          </w:p>
+        </w:tc>
+        <w:tc>
+          <w:tcPr>
+            <w:tcW w:type="dxa" w:w="3023"/>
+          </w:tcPr>
+          <w:p>
+            <w:r/>
+            <w:r>
+              <w:rPr>
+                <w:rFonts w:ascii="맑은 고딕" w:hAnsi="맑은 고딕"/>
+                <w:b w:val="0"/>
+                <w:sz w:val="20"/>
+              </w:rPr>
+              <w:t>행사 진행비 4,000,000원</w:t>
+            </w:r>
+          </w:p>
+        </w:tc>
+      </w:tr>
+    </w:tbl>
+    <w:p/>
+    <w:p>
+      <w:pPr>
+        <w:shd w:fill="FFFFFF" w:val="clear"/>
         <w:spacing w:after="200" w:before="440"/>
         <w:jc w:val="center"/>
       </w:pPr>
@@ -499,7 +639,7 @@
           <w:rFonts w:ascii="맑은 고딕" w:cs="맑은 고딕" w:eastAsia="맑은 고딕" w:hAnsi="맑은 고딕"/>
           <w:b/>
           <w:bCs/>
-          <w:color w:val="FFFFFF"/>
+          <w:color w:val="1A1A1A"/>
           <w:sz w:val="27"/>
           <w:szCs w:val="27"/>
         </w:rPr>
@@ -531,9 +671,6 @@
     </w:p>
     <w:p>
       <w:pPr>
-        <w:pBdr>
-          <w:left w:val="single" w:color="C8714A" w:sz="12"/>
-        </w:pBdr>
         <w:spacing w:after="60" w:before="260"/>
         <w:ind w:left="180"/>
       </w:pPr>
@@ -581,9 +718,6 @@
     </w:p>
     <w:p>
       <w:pPr>
-        <w:pBdr>
-          <w:left w:val="single" w:color="C8714A" w:sz="12"/>
-        </w:pBdr>
         <w:spacing w:after="60" w:before="260"/>
         <w:ind w:left="180"/>
       </w:pPr>
@@ -617,12 +751,12 @@
       <w:tblPr>
         <w:tblW w:type="dxa" w:w="9070"/>
         <w:tblBorders>
-          <w:top w:val="single" w:color="auto" w:sz="4"/>
-          <w:left w:val="single" w:color="auto" w:sz="4"/>
-          <w:bottom w:val="single" w:color="auto" w:sz="4"/>
-          <w:right w:val="single" w:color="auto" w:sz="4"/>
-          <w:insideH w:val="single" w:color="auto" w:sz="4"/>
-          <w:insideV w:val="single" w:color="auto" w:sz="4"/>
+          <w:top w:val="nil"/>
+          <w:left w:val="nil"/>
+          <w:bottom w:val="nil"/>
+          <w:right w:val="nil"/>
+          <w:insideH w:val="nil"/>
+          <w:insideV w:val="nil"/>
         </w:tblBorders>
       </w:tblPr>
       <w:tblGrid>
@@ -632,13 +766,7 @@
         <w:tc>
           <w:tcPr>
             <w:tcW w:type="dxa" w:w="9070"/>
-            <w:tcBorders>
-              <w:top w:val="single" w:color="4A1E6E" w:sz="10"/>
-              <w:left w:val="single" w:color="4A1E6E" w:sz="8"/>
-              <w:bottom w:val="single" w:color="4A1E6E" w:sz="10"/>
-              <w:right w:val="none" w:color="FFFFFF" w:sz="0"/>
-            </w:tcBorders>
-            <w:shd w:fill="F5F0FF" w:val="clear"/>
+            <w:shd w:fill="FFFFFF" w:val="clear"/>
             <w:tcMar>
               <w:top w:type="dxa" w:w="140"/>
               <w:left w:type="dxa" w:w="280"/>
@@ -695,10 +823,7 @@
     </w:p>
     <w:p>
       <w:pPr>
-        <w:pBdr>
-          <w:bottom w:val="single" w:color="C8714A" w:sz="8"/>
-        </w:pBdr>
-        <w:shd w:fill="1A3A5C" w:val="clear"/>
+        <w:shd w:fill="FFFFFF" w:val="clear"/>
         <w:spacing w:after="200" w:before="440"/>
         <w:jc w:val="center"/>
       </w:pPr>
@@ -707,7 +832,7 @@
           <w:rFonts w:ascii="맑은 고딕" w:cs="맑은 고딕" w:eastAsia="맑은 고딕" w:hAnsi="맑은 고딕"/>
           <w:b/>
           <w:bCs/>
-          <w:color w:val="FFFFFF"/>
+          <w:color w:val="1A1A1A"/>
           <w:sz w:val="27"/>
           <w:szCs w:val="27"/>
         </w:rPr>
@@ -739,9 +864,6 @@
     </w:p>
     <w:p>
       <w:pPr>
-        <w:pBdr>
-          <w:left w:val="single" w:color="C8714A" w:sz="12"/>
-        </w:pBdr>
         <w:spacing w:after="60" w:before="260"/>
         <w:ind w:left="180"/>
       </w:pPr>
@@ -800,7 +922,7 @@
               <w:bottom w:val="single" w:color="B0C8E0" w:sz="4"/>
               <w:right w:val="single" w:color="B0C8E0" w:sz="4"/>
             </w:tcBorders>
-            <w:shd w:fill="1A3A5C" w:val="clear"/>
+            <w:shd w:fill="FFFFFF" w:val="clear"/>
             <w:tcMar>
               <w:top w:type="dxa" w:w="80"/>
               <w:left w:type="dxa" w:w="100"/>
@@ -817,7 +939,7 @@
                 <w:rFonts w:ascii="맑은 고딕" w:cs="맑은 고딕" w:eastAsia="맑은 고딕" w:hAnsi="맑은 고딕"/>
                 <w:b/>
                 <w:bCs/>
-                <w:color w:val="FFFFFF"/>
+                <w:color w:val="1A1A1A"/>
                 <w:sz w:val="17"/>
                 <w:szCs w:val="17"/>
               </w:rPr>
@@ -834,7 +956,7 @@
               <w:bottom w:val="single" w:color="B0C8E0" w:sz="4"/>
               <w:right w:val="single" w:color="B0C8E0" w:sz="4"/>
             </w:tcBorders>
-            <w:shd w:fill="1A3A5C" w:val="clear"/>
+            <w:shd w:fill="FFFFFF" w:val="clear"/>
             <w:tcMar>
               <w:top w:type="dxa" w:w="80"/>
               <w:left w:type="dxa" w:w="100"/>
@@ -851,7 +973,7 @@
                 <w:rFonts w:ascii="맑은 고딕" w:cs="맑은 고딕" w:eastAsia="맑은 고딕" w:hAnsi="맑은 고딕"/>
                 <w:b/>
                 <w:bCs/>
-                <w:color w:val="FFFFFF"/>
+                <w:color w:val="1A1A1A"/>
                 <w:sz w:val="17"/>
                 <w:szCs w:val="17"/>
               </w:rPr>
@@ -868,7 +990,7 @@
               <w:bottom w:val="single" w:color="B0C8E0" w:sz="4"/>
               <w:right w:val="single" w:color="B0C8E0" w:sz="4"/>
             </w:tcBorders>
-            <w:shd w:fill="1A3A5C" w:val="clear"/>
+            <w:shd w:fill="FFFFFF" w:val="clear"/>
             <w:tcMar>
               <w:top w:type="dxa" w:w="80"/>
               <w:left w:type="dxa" w:w="100"/>
@@ -885,7 +1007,7 @@
                 <w:rFonts w:ascii="맑은 고딕" w:cs="맑은 고딕" w:eastAsia="맑은 고딕" w:hAnsi="맑은 고딕"/>
                 <w:b/>
                 <w:bCs/>
-                <w:color w:val="FFFFFF"/>
+                <w:color w:val="1A1A1A"/>
                 <w:sz w:val="17"/>
                 <w:szCs w:val="17"/>
               </w:rPr>
@@ -902,7 +1024,7 @@
               <w:bottom w:val="single" w:color="B0C8E0" w:sz="4"/>
               <w:right w:val="single" w:color="B0C8E0" w:sz="4"/>
             </w:tcBorders>
-            <w:shd w:fill="1A3A5C" w:val="clear"/>
+            <w:shd w:fill="FFFFFF" w:val="clear"/>
             <w:tcMar>
               <w:top w:type="dxa" w:w="80"/>
               <w:left w:type="dxa" w:w="100"/>
@@ -919,7 +1041,7 @@
                 <w:rFonts w:ascii="맑은 고딕" w:cs="맑은 고딕" w:eastAsia="맑은 고딕" w:hAnsi="맑은 고딕"/>
                 <w:b/>
                 <w:bCs/>
-                <w:color w:val="FFFFFF"/>
+                <w:color w:val="1A1A1A"/>
                 <w:sz w:val="17"/>
                 <w:szCs w:val="17"/>
               </w:rPr>
@@ -936,7 +1058,7 @@
               <w:bottom w:val="single" w:color="B0C8E0" w:sz="4"/>
               <w:right w:val="single" w:color="B0C8E0" w:sz="4"/>
             </w:tcBorders>
-            <w:shd w:fill="1A3A5C" w:val="clear"/>
+            <w:shd w:fill="FFFFFF" w:val="clear"/>
             <w:tcMar>
               <w:top w:type="dxa" w:w="80"/>
               <w:left w:type="dxa" w:w="100"/>
@@ -953,7 +1075,7 @@
                 <w:rFonts w:ascii="맑은 고딕" w:cs="맑은 고딕" w:eastAsia="맑은 고딕" w:hAnsi="맑은 고딕"/>
                 <w:b/>
                 <w:bCs/>
-                <w:color w:val="FFFFFF"/>
+                <w:color w:val="1A1A1A"/>
                 <w:sz w:val="17"/>
                 <w:szCs w:val="17"/>
               </w:rPr>
@@ -972,7 +1094,7 @@
               <w:bottom w:val="single" w:color="B0C8E0" w:sz="4"/>
               <w:right w:val="single" w:color="B0C8E0" w:sz="4"/>
             </w:tcBorders>
-            <w:shd w:fill="EAF1F8" w:val="clear"/>
+            <w:shd w:fill="FFFFFF" w:val="clear"/>
             <w:tcMar>
               <w:top w:type="dxa" w:w="70"/>
               <w:left w:type="dxa" w:w="100"/>
@@ -1006,7 +1128,7 @@
               <w:bottom w:val="single" w:color="B0C8E0" w:sz="4"/>
               <w:right w:val="single" w:color="B0C8E0" w:sz="4"/>
             </w:tcBorders>
-            <w:shd w:fill="EAF1F8" w:val="clear"/>
+            <w:shd w:fill="FFFFFF" w:val="clear"/>
             <w:tcMar>
               <w:top w:type="dxa" w:w="70"/>
               <w:left w:type="dxa" w:w="100"/>
@@ -1040,7 +1162,7 @@
               <w:bottom w:val="single" w:color="B0C8E0" w:sz="4"/>
               <w:right w:val="single" w:color="B0C8E0" w:sz="4"/>
             </w:tcBorders>
-            <w:shd w:fill="EAF1F8" w:val="clear"/>
+            <w:shd w:fill="FFFFFF" w:val="clear"/>
             <w:tcMar>
               <w:top w:type="dxa" w:w="70"/>
               <w:left w:type="dxa" w:w="100"/>
@@ -1074,7 +1196,7 @@
               <w:bottom w:val="single" w:color="B0C8E0" w:sz="4"/>
               <w:right w:val="single" w:color="B0C8E0" w:sz="4"/>
             </w:tcBorders>
-            <w:shd w:fill="EAF1F8" w:val="clear"/>
+            <w:shd w:fill="FFFFFF" w:val="clear"/>
             <w:tcMar>
               <w:top w:type="dxa" w:w="70"/>
               <w:left w:type="dxa" w:w="100"/>
@@ -1108,7 +1230,7 @@
               <w:bottom w:val="single" w:color="B0C8E0" w:sz="4"/>
               <w:right w:val="single" w:color="B0C8E0" w:sz="4"/>
             </w:tcBorders>
-            <w:shd w:fill="EAF1F8" w:val="clear"/>
+            <w:shd w:fill="FFFFFF" w:val="clear"/>
             <w:tcMar>
               <w:top w:type="dxa" w:w="70"/>
               <w:left w:type="dxa" w:w="100"/>
@@ -1316,7 +1438,7 @@
               <w:bottom w:val="single" w:color="B0C8E0" w:sz="4"/>
               <w:right w:val="single" w:color="B0C8E0" w:sz="4"/>
             </w:tcBorders>
-            <w:shd w:fill="EAF1F8" w:val="clear"/>
+            <w:shd w:fill="FFFFFF" w:val="clear"/>
             <w:tcMar>
               <w:top w:type="dxa" w:w="70"/>
               <w:left w:type="dxa" w:w="100"/>
@@ -1350,7 +1472,7 @@
               <w:bottom w:val="single" w:color="B0C8E0" w:sz="4"/>
               <w:right w:val="single" w:color="B0C8E0" w:sz="4"/>
             </w:tcBorders>
-            <w:shd w:fill="EAF1F8" w:val="clear"/>
+            <w:shd w:fill="FFFFFF" w:val="clear"/>
             <w:tcMar>
               <w:top w:type="dxa" w:w="70"/>
               <w:left w:type="dxa" w:w="100"/>
@@ -1384,7 +1506,7 @@
               <w:bottom w:val="single" w:color="B0C8E0" w:sz="4"/>
               <w:right w:val="single" w:color="B0C8E0" w:sz="4"/>
             </w:tcBorders>
-            <w:shd w:fill="EAF1F8" w:val="clear"/>
+            <w:shd w:fill="FFFFFF" w:val="clear"/>
             <w:tcMar>
               <w:top w:type="dxa" w:w="70"/>
               <w:left w:type="dxa" w:w="100"/>
@@ -1418,7 +1540,7 @@
               <w:bottom w:val="single" w:color="B0C8E0" w:sz="4"/>
               <w:right w:val="single" w:color="B0C8E0" w:sz="4"/>
             </w:tcBorders>
-            <w:shd w:fill="EAF1F8" w:val="clear"/>
+            <w:shd w:fill="FFFFFF" w:val="clear"/>
             <w:tcMar>
               <w:top w:type="dxa" w:w="70"/>
               <w:left w:type="dxa" w:w="100"/>
@@ -1452,7 +1574,7 @@
               <w:bottom w:val="single" w:color="B0C8E0" w:sz="4"/>
               <w:right w:val="single" w:color="B0C8E0" w:sz="4"/>
             </w:tcBorders>
-            <w:shd w:fill="EAF1F8" w:val="clear"/>
+            <w:shd w:fill="FFFFFF" w:val="clear"/>
             <w:tcMar>
               <w:top w:type="dxa" w:w="70"/>
               <w:left w:type="dxa" w:w="100"/>
@@ -1667,9 +1789,6 @@
     </w:p>
     <w:p>
       <w:pPr>
-        <w:pBdr>
-          <w:left w:val="single" w:color="C8714A" w:sz="12"/>
-        </w:pBdr>
         <w:spacing w:after="60" w:before="260"/>
         <w:ind w:left="180"/>
       </w:pPr>
@@ -1749,10 +1868,7 @@
     </w:p>
     <w:p>
       <w:pPr>
-        <w:pBdr>
-          <w:bottom w:val="single" w:color="C8714A" w:sz="8"/>
-        </w:pBdr>
-        <w:shd w:fill="1A3A5C" w:val="clear"/>
+        <w:shd w:fill="FFFFFF" w:val="clear"/>
         <w:spacing w:after="200" w:before="440"/>
         <w:jc w:val="center"/>
       </w:pPr>
@@ -1761,7 +1877,7 @@
           <w:rFonts w:ascii="맑은 고딕" w:cs="맑은 고딕" w:eastAsia="맑은 고딕" w:hAnsi="맑은 고딕"/>
           <w:b/>
           <w:bCs/>
-          <w:color w:val="FFFFFF"/>
+          <w:color w:val="1A1A1A"/>
           <w:sz w:val="27"/>
           <w:szCs w:val="27"/>
         </w:rPr>
@@ -1793,9 +1909,6 @@
     </w:p>
     <w:p>
       <w:pPr>
-        <w:pBdr>
-          <w:left w:val="single" w:color="C8714A" w:sz="12"/>
-        </w:pBdr>
         <w:spacing w:after="60" w:before="260"/>
         <w:ind w:left="180"/>
       </w:pPr>
@@ -1853,7 +1966,7 @@
               <w:bottom w:val="single" w:color="B0C8E0" w:sz="4"/>
               <w:right w:val="single" w:color="B0C8E0" w:sz="4"/>
             </w:tcBorders>
-            <w:shd w:fill="1A3A5C" w:val="clear"/>
+            <w:shd w:fill="FFFFFF" w:val="clear"/>
             <w:tcMar>
               <w:top w:type="dxa" w:w="80"/>
               <w:left w:type="dxa" w:w="100"/>
@@ -1870,7 +1983,7 @@
                 <w:rFonts w:ascii="맑은 고딕" w:cs="맑은 고딕" w:eastAsia="맑은 고딕" w:hAnsi="맑은 고딕"/>
                 <w:b/>
                 <w:bCs/>
-                <w:color w:val="FFFFFF"/>
+                <w:color w:val="1A1A1A"/>
                 <w:sz w:val="17"/>
                 <w:szCs w:val="17"/>
               </w:rPr>
@@ -1887,7 +2000,7 @@
               <w:bottom w:val="single" w:color="B0C8E0" w:sz="4"/>
               <w:right w:val="single" w:color="B0C8E0" w:sz="4"/>
             </w:tcBorders>
-            <w:shd w:fill="1A3A5C" w:val="clear"/>
+            <w:shd w:fill="FFFFFF" w:val="clear"/>
             <w:tcMar>
               <w:top w:type="dxa" w:w="80"/>
               <w:left w:type="dxa" w:w="100"/>
@@ -1904,7 +2017,7 @@
                 <w:rFonts w:ascii="맑은 고딕" w:cs="맑은 고딕" w:eastAsia="맑은 고딕" w:hAnsi="맑은 고딕"/>
                 <w:b/>
                 <w:bCs/>
-                <w:color w:val="FFFFFF"/>
+                <w:color w:val="1A1A1A"/>
                 <w:sz w:val="17"/>
                 <w:szCs w:val="17"/>
               </w:rPr>
@@ -1921,7 +2034,7 @@
               <w:bottom w:val="single" w:color="B0C8E0" w:sz="4"/>
               <w:right w:val="single" w:color="B0C8E0" w:sz="4"/>
             </w:tcBorders>
-            <w:shd w:fill="1A3A5C" w:val="clear"/>
+            <w:shd w:fill="FFFFFF" w:val="clear"/>
             <w:tcMar>
               <w:top w:type="dxa" w:w="80"/>
               <w:left w:type="dxa" w:w="100"/>
@@ -1938,7 +2051,7 @@
                 <w:rFonts w:ascii="맑은 고딕" w:cs="맑은 고딕" w:eastAsia="맑은 고딕" w:hAnsi="맑은 고딕"/>
                 <w:b/>
                 <w:bCs/>
-                <w:color w:val="FFFFFF"/>
+                <w:color w:val="1A1A1A"/>
                 <w:sz w:val="17"/>
                 <w:szCs w:val="17"/>
               </w:rPr>
@@ -1955,7 +2068,7 @@
               <w:bottom w:val="single" w:color="B0C8E0" w:sz="4"/>
               <w:right w:val="single" w:color="B0C8E0" w:sz="4"/>
             </w:tcBorders>
-            <w:shd w:fill="1A3A5C" w:val="clear"/>
+            <w:shd w:fill="FFFFFF" w:val="clear"/>
             <w:tcMar>
               <w:top w:type="dxa" w:w="80"/>
               <w:left w:type="dxa" w:w="100"/>
@@ -1972,7 +2085,7 @@
                 <w:rFonts w:ascii="맑은 고딕" w:cs="맑은 고딕" w:eastAsia="맑은 고딕" w:hAnsi="맑은 고딕"/>
                 <w:b/>
                 <w:bCs/>
-                <w:color w:val="FFFFFF"/>
+                <w:color w:val="1A1A1A"/>
                 <w:sz w:val="17"/>
                 <w:szCs w:val="17"/>
               </w:rPr>
@@ -1991,7 +2104,7 @@
               <w:bottom w:val="single" w:color="B0C8E0" w:sz="4"/>
               <w:right w:val="single" w:color="B0C8E0" w:sz="4"/>
             </w:tcBorders>
-            <w:shd w:fill="EAF1F8" w:val="clear"/>
+            <w:shd w:fill="FFFFFF" w:val="clear"/>
             <w:tcMar>
               <w:top w:type="dxa" w:w="70"/>
               <w:left w:type="dxa" w:w="100"/>
@@ -2025,7 +2138,7 @@
               <w:bottom w:val="single" w:color="B0C8E0" w:sz="4"/>
               <w:right w:val="single" w:color="B0C8E0" w:sz="4"/>
             </w:tcBorders>
-            <w:shd w:fill="EAF1F8" w:val="clear"/>
+            <w:shd w:fill="FFFFFF" w:val="clear"/>
             <w:tcMar>
               <w:top w:type="dxa" w:w="70"/>
               <w:left w:type="dxa" w:w="100"/>
@@ -2059,7 +2172,7 @@
               <w:bottom w:val="single" w:color="B0C8E0" w:sz="4"/>
               <w:right w:val="single" w:color="B0C8E0" w:sz="4"/>
             </w:tcBorders>
-            <w:shd w:fill="EAF1F8" w:val="clear"/>
+            <w:shd w:fill="FFFFFF" w:val="clear"/>
             <w:tcMar>
               <w:top w:type="dxa" w:w="70"/>
               <w:left w:type="dxa" w:w="100"/>
@@ -2093,7 +2206,7 @@
               <w:bottom w:val="single" w:color="B0C8E0" w:sz="4"/>
               <w:right w:val="single" w:color="B0C8E0" w:sz="4"/>
             </w:tcBorders>
-            <w:shd w:fill="EAF1F8" w:val="clear"/>
+            <w:shd w:fill="FFFFFF" w:val="clear"/>
             <w:tcMar>
               <w:top w:type="dxa" w:w="70"/>
               <w:left w:type="dxa" w:w="100"/>
@@ -2267,7 +2380,7 @@
               <w:bottom w:val="single" w:color="B0C8E0" w:sz="4"/>
               <w:right w:val="single" w:color="B0C8E0" w:sz="4"/>
             </w:tcBorders>
-            <w:shd w:fill="EAF1F8" w:val="clear"/>
+            <w:shd w:fill="FFFFFF" w:val="clear"/>
             <w:tcMar>
               <w:top w:type="dxa" w:w="70"/>
               <w:left w:type="dxa" w:w="100"/>
@@ -2301,7 +2414,7 @@
               <w:bottom w:val="single" w:color="B0C8E0" w:sz="4"/>
               <w:right w:val="single" w:color="B0C8E0" w:sz="4"/>
             </w:tcBorders>
-            <w:shd w:fill="EAF1F8" w:val="clear"/>
+            <w:shd w:fill="FFFFFF" w:val="clear"/>
             <w:tcMar>
               <w:top w:type="dxa" w:w="70"/>
               <w:left w:type="dxa" w:w="100"/>
@@ -2335,7 +2448,7 @@
               <w:bottom w:val="single" w:color="B0C8E0" w:sz="4"/>
               <w:right w:val="single" w:color="B0C8E0" w:sz="4"/>
             </w:tcBorders>
-            <w:shd w:fill="EAF1F8" w:val="clear"/>
+            <w:shd w:fill="FFFFFF" w:val="clear"/>
             <w:tcMar>
               <w:top w:type="dxa" w:w="70"/>
               <w:left w:type="dxa" w:w="100"/>
@@ -2369,7 +2482,7 @@
               <w:bottom w:val="single" w:color="B0C8E0" w:sz="4"/>
               <w:right w:val="single" w:color="B0C8E0" w:sz="4"/>
             </w:tcBorders>
-            <w:shd w:fill="EAF1F8" w:val="clear"/>
+            <w:shd w:fill="FFFFFF" w:val="clear"/>
             <w:tcMar>
               <w:top w:type="dxa" w:w="70"/>
               <w:left w:type="dxa" w:w="100"/>
@@ -2509,7 +2622,7 @@
               <w:bottom w:val="single" w:color="B0C8E0" w:sz="4"/>
               <w:right w:val="single" w:color="B0C8E0" w:sz="4"/>
             </w:tcBorders>
-            <w:shd w:fill="EAF1F8" w:val="clear"/>
+            <w:shd w:fill="FFFFFF" w:val="clear"/>
             <w:tcMar>
               <w:top w:type="dxa" w:w="70"/>
               <w:left w:type="dxa" w:w="100"/>
@@ -2543,7 +2656,7 @@
               <w:bottom w:val="single" w:color="B0C8E0" w:sz="4"/>
               <w:right w:val="single" w:color="B0C8E0" w:sz="4"/>
             </w:tcBorders>
-            <w:shd w:fill="EAF1F8" w:val="clear"/>
+            <w:shd w:fill="FFFFFF" w:val="clear"/>
             <w:tcMar>
               <w:top w:type="dxa" w:w="70"/>
               <w:left w:type="dxa" w:w="100"/>
@@ -2577,7 +2690,7 @@
               <w:bottom w:val="single" w:color="B0C8E0" w:sz="4"/>
               <w:right w:val="single" w:color="B0C8E0" w:sz="4"/>
             </w:tcBorders>
-            <w:shd w:fill="EAF1F8" w:val="clear"/>
+            <w:shd w:fill="FFFFFF" w:val="clear"/>
             <w:tcMar>
               <w:top w:type="dxa" w:w="70"/>
               <w:left w:type="dxa" w:w="100"/>
@@ -2611,7 +2724,7 @@
               <w:bottom w:val="single" w:color="B0C8E0" w:sz="4"/>
               <w:right w:val="single" w:color="B0C8E0" w:sz="4"/>
             </w:tcBorders>
-            <w:shd w:fill="EAF1F8" w:val="clear"/>
+            <w:shd w:fill="FFFFFF" w:val="clear"/>
             <w:tcMar>
               <w:top w:type="dxa" w:w="70"/>
               <w:left w:type="dxa" w:w="100"/>
@@ -2785,7 +2898,7 @@
               <w:bottom w:val="single" w:color="B0C8E0" w:sz="4"/>
               <w:right w:val="single" w:color="B0C8E0" w:sz="4"/>
             </w:tcBorders>
-            <w:shd w:fill="EAF1F8" w:val="clear"/>
+            <w:shd w:fill="FFFFFF" w:val="clear"/>
             <w:tcMar>
               <w:top w:type="dxa" w:w="70"/>
               <w:left w:type="dxa" w:w="100"/>
@@ -2819,7 +2932,7 @@
               <w:bottom w:val="single" w:color="B0C8E0" w:sz="4"/>
               <w:right w:val="single" w:color="B0C8E0" w:sz="4"/>
             </w:tcBorders>
-            <w:shd w:fill="EAF1F8" w:val="clear"/>
+            <w:shd w:fill="FFFFFF" w:val="clear"/>
             <w:tcMar>
               <w:top w:type="dxa" w:w="70"/>
               <w:left w:type="dxa" w:w="100"/>
@@ -2853,7 +2966,7 @@
               <w:bottom w:val="single" w:color="B0C8E0" w:sz="4"/>
               <w:right w:val="single" w:color="B0C8E0" w:sz="4"/>
             </w:tcBorders>
-            <w:shd w:fill="EAF1F8" w:val="clear"/>
+            <w:shd w:fill="FFFFFF" w:val="clear"/>
             <w:tcMar>
               <w:top w:type="dxa" w:w="70"/>
               <w:left w:type="dxa" w:w="100"/>
@@ -2887,7 +3000,7 @@
               <w:bottom w:val="single" w:color="B0C8E0" w:sz="4"/>
               <w:right w:val="single" w:color="B0C8E0" w:sz="4"/>
             </w:tcBorders>
-            <w:shd w:fill="EAF1F8" w:val="clear"/>
+            <w:shd w:fill="FFFFFF" w:val="clear"/>
             <w:tcMar>
               <w:top w:type="dxa" w:w="70"/>
               <w:left w:type="dxa" w:w="100"/>
@@ -3061,7 +3174,7 @@
               <w:bottom w:val="single" w:color="B0C8E0" w:sz="4"/>
               <w:right w:val="single" w:color="B0C8E0" w:sz="4"/>
             </w:tcBorders>
-            <w:shd w:fill="EAF1F8" w:val="clear"/>
+            <w:shd w:fill="FFFFFF" w:val="clear"/>
             <w:tcMar>
               <w:top w:type="dxa" w:w="70"/>
               <w:left w:type="dxa" w:w="100"/>
@@ -3095,7 +3208,7 @@
               <w:bottom w:val="single" w:color="B0C8E0" w:sz="4"/>
               <w:right w:val="single" w:color="B0C8E0" w:sz="4"/>
             </w:tcBorders>
-            <w:shd w:fill="EAF1F8" w:val="clear"/>
+            <w:shd w:fill="FFFFFF" w:val="clear"/>
             <w:tcMar>
               <w:top w:type="dxa" w:w="70"/>
               <w:left w:type="dxa" w:w="100"/>
@@ -3129,7 +3242,7 @@
               <w:bottom w:val="single" w:color="B0C8E0" w:sz="4"/>
               <w:right w:val="single" w:color="B0C8E0" w:sz="4"/>
             </w:tcBorders>
-            <w:shd w:fill="EAF1F8" w:val="clear"/>
+            <w:shd w:fill="FFFFFF" w:val="clear"/>
             <w:tcMar>
               <w:top w:type="dxa" w:w="70"/>
               <w:left w:type="dxa" w:w="100"/>
@@ -3163,7 +3276,7 @@
               <w:bottom w:val="single" w:color="B0C8E0" w:sz="4"/>
               <w:right w:val="single" w:color="B0C8E0" w:sz="4"/>
             </w:tcBorders>
-            <w:shd w:fill="EAF1F8" w:val="clear"/>
+            <w:shd w:fill="FFFFFF" w:val="clear"/>
             <w:tcMar>
               <w:top w:type="dxa" w:w="70"/>
               <w:left w:type="dxa" w:w="100"/>
@@ -3344,9 +3457,6 @@
     </w:p>
     <w:p>
       <w:pPr>
-        <w:pBdr>
-          <w:left w:val="single" w:color="C8714A" w:sz="12"/>
-        </w:pBdr>
         <w:spacing w:after="60" w:before="260"/>
         <w:ind w:left="180"/>
       </w:pPr>
@@ -3474,10 +3584,7 @@
     </w:p>
     <w:p>
       <w:pPr>
-        <w:pBdr>
-          <w:bottom w:val="single" w:color="C8714A" w:sz="8"/>
-        </w:pBdr>
-        <w:shd w:fill="1A3A5C" w:val="clear"/>
+        <w:shd w:fill="FFFFFF" w:val="clear"/>
         <w:spacing w:after="200" w:before="440"/>
         <w:jc w:val="center"/>
       </w:pPr>
@@ -3486,7 +3593,7 @@
           <w:rFonts w:ascii="맑은 고딕" w:cs="맑은 고딕" w:eastAsia="맑은 고딕" w:hAnsi="맑은 고딕"/>
           <w:b/>
           <w:bCs/>
-          <w:color w:val="FFFFFF"/>
+          <w:color w:val="1A1A1A"/>
           <w:sz w:val="27"/>
           <w:szCs w:val="27"/>
         </w:rPr>
@@ -3518,9 +3625,6 @@
     </w:p>
     <w:p>
       <w:pPr>
-        <w:pBdr>
-          <w:left w:val="single" w:color="C8714A" w:sz="12"/>
-        </w:pBdr>
         <w:spacing w:after="60" w:before="260"/>
         <w:ind w:left="180"/>
       </w:pPr>
@@ -3600,9 +3704,6 @@
     </w:p>
     <w:p>
       <w:pPr>
-        <w:pBdr>
-          <w:left w:val="single" w:color="C8714A" w:sz="12"/>
-        </w:pBdr>
         <w:spacing w:after="60" w:before="260"/>
         <w:ind w:left="180"/>
       </w:pPr>
@@ -3730,10 +3831,7 @@
     </w:p>
     <w:p>
       <w:pPr>
-        <w:pBdr>
-          <w:bottom w:val="single" w:color="C8714A" w:sz="8"/>
-        </w:pBdr>
-        <w:shd w:fill="1A3A5C" w:val="clear"/>
+        <w:shd w:fill="FFFFFF" w:val="clear"/>
         <w:spacing w:after="200" w:before="440"/>
         <w:jc w:val="center"/>
       </w:pPr>
@@ -3742,7 +3840,7 @@
           <w:rFonts w:ascii="맑은 고딕" w:cs="맑은 고딕" w:eastAsia="맑은 고딕" w:hAnsi="맑은 고딕"/>
           <w:b/>
           <w:bCs/>
-          <w:color w:val="FFFFFF"/>
+          <w:color w:val="1A1A1A"/>
           <w:sz w:val="27"/>
           <w:szCs w:val="27"/>
         </w:rPr>
@@ -3774,9 +3872,6 @@
     </w:p>
     <w:p>
       <w:pPr>
-        <w:pBdr>
-          <w:left w:val="single" w:color="C8714A" w:sz="12"/>
-        </w:pBdr>
         <w:spacing w:after="60" w:before="260"/>
         <w:ind w:left="180"/>
       </w:pPr>
@@ -3856,9 +3951,6 @@
     </w:p>
     <w:p>
       <w:pPr>
-        <w:pBdr>
-          <w:left w:val="single" w:color="C8714A" w:sz="12"/>
-        </w:pBdr>
         <w:spacing w:after="60" w:before="260"/>
         <w:ind w:left="180"/>
       </w:pPr>
@@ -3986,10 +4078,7 @@
     </w:p>
     <w:p>
       <w:pPr>
-        <w:pBdr>
-          <w:bottom w:val="single" w:color="C8714A" w:sz="8"/>
-        </w:pBdr>
-        <w:shd w:fill="1A3A5C" w:val="clear"/>
+        <w:shd w:fill="FFFFFF" w:val="clear"/>
         <w:spacing w:after="200" w:before="440"/>
         <w:jc w:val="center"/>
       </w:pPr>
@@ -3998,7 +4087,7 @@
           <w:rFonts w:ascii="맑은 고딕" w:cs="맑은 고딕" w:eastAsia="맑은 고딕" w:hAnsi="맑은 고딕"/>
           <w:b/>
           <w:bCs/>
-          <w:color w:val="FFFFFF"/>
+          <w:color w:val="1A1A1A"/>
           <w:sz w:val="27"/>
           <w:szCs w:val="27"/>
         </w:rPr>
@@ -4030,9 +4119,6 @@
     </w:p>
     <w:p>
       <w:pPr>
-        <w:pBdr>
-          <w:left w:val="single" w:color="C8714A" w:sz="12"/>
-        </w:pBdr>
         <w:spacing w:after="60" w:before="260"/>
         <w:ind w:left="180"/>
       </w:pPr>
@@ -4096,9 +4182,6 @@
     </w:p>
     <w:p>
       <w:pPr>
-        <w:pBdr>
-          <w:left w:val="single" w:color="C8714A" w:sz="12"/>
-        </w:pBdr>
         <w:spacing w:after="60" w:before="260"/>
         <w:ind w:left="180"/>
       </w:pPr>
@@ -4226,9 +4309,6 @@
     </w:p>
     <w:p>
       <w:pPr>
-        <w:pBdr>
-          <w:left w:val="single" w:color="C8714A" w:sz="12"/>
-        </w:pBdr>
         <w:spacing w:after="60" w:before="260"/>
         <w:ind w:left="180"/>
       </w:pPr>
@@ -4356,9 +4436,6 @@
     </w:p>
     <w:p>
       <w:pPr>
-        <w:pBdr>
-          <w:left w:val="single" w:color="C8714A" w:sz="12"/>
-        </w:pBdr>
         <w:spacing w:after="60" w:before="260"/>
         <w:ind w:left="180"/>
       </w:pPr>
@@ -4440,12 +4517,12 @@
       <w:tblPr>
         <w:tblW w:type="dxa" w:w="9070"/>
         <w:tblBorders>
-          <w:top w:val="single" w:color="auto" w:sz="4"/>
-          <w:left w:val="single" w:color="auto" w:sz="4"/>
-          <w:bottom w:val="single" w:color="auto" w:sz="4"/>
-          <w:right w:val="single" w:color="auto" w:sz="4"/>
-          <w:insideH w:val="single" w:color="auto" w:sz="4"/>
-          <w:insideV w:val="single" w:color="auto" w:sz="4"/>
+          <w:top w:val="nil"/>
+          <w:left w:val="nil"/>
+          <w:bottom w:val="nil"/>
+          <w:right w:val="nil"/>
+          <w:insideH w:val="nil"/>
+          <w:insideV w:val="nil"/>
         </w:tblBorders>
       </w:tblPr>
       <w:tblGrid>
@@ -4455,13 +4532,7 @@
         <w:tc>
           <w:tcPr>
             <w:tcW w:type="dxa" w:w="9070"/>
-            <w:tcBorders>
-              <w:top w:val="single" w:color="B0C8E0" w:sz="4"/>
-              <w:left w:val="single" w:color="B0C8E0" w:sz="4"/>
-              <w:bottom w:val="single" w:color="B0C8E0" w:sz="4"/>
-              <w:right w:val="single" w:color="B0C8E0" w:sz="4"/>
-            </w:tcBorders>
-            <w:shd w:fill="EAF1F8" w:val="clear"/>
+            <w:shd w:fill="FFFFFF" w:val="clear"/>
             <w:tcMar>
               <w:top w:type="dxa" w:w="180"/>
               <w:left w:type="dxa" w:w="300"/>
@@ -4557,9 +4628,6 @@
     </w:p>
     <w:p>
       <w:pPr>
-        <w:pBdr>
-          <w:bottom w:val="single" w:color="C8714A" w:sz="6"/>
-        </w:pBdr>
         <w:spacing w:after="80" w:before="0"/>
         <w:jc w:val="center"/>
       </w:pPr>
@@ -4662,7 +4730,7 @@
               <w:bottom w:val="single" w:color="B0C8E0" w:sz="4"/>
               <w:right w:val="single" w:color="B0C8E0" w:sz="4"/>
             </w:tcBorders>
-            <w:shd w:fill="EAF1F8" w:val="clear"/>
+            <w:shd w:fill="FFFFFF" w:val="clear"/>
             <w:tcMar>
               <w:top w:type="dxa" w:w="80"/>
               <w:left w:type="dxa" w:w="160"/>
@@ -4726,7 +4794,7 @@
               <w:bottom w:val="single" w:color="B0C8E0" w:sz="4"/>
               <w:right w:val="single" w:color="B0C8E0" w:sz="4"/>
             </w:tcBorders>
-            <w:shd w:fill="EAF1F8" w:val="clear"/>
+            <w:shd w:fill="FFFFFF" w:val="clear"/>
             <w:tcMar>
               <w:top w:type="dxa" w:w="80"/>
               <w:left w:type="dxa" w:w="160"/>
@@ -4790,7 +4858,7 @@
               <w:bottom w:val="single" w:color="B0C8E0" w:sz="4"/>
               <w:right w:val="single" w:color="B0C8E0" w:sz="4"/>
             </w:tcBorders>
-            <w:shd w:fill="EAF1F8" w:val="clear"/>
+            <w:shd w:fill="FFFFFF" w:val="clear"/>
             <w:tcMar>
               <w:top w:type="dxa" w:w="80"/>
               <w:left w:type="dxa" w:w="160"/>
@@ -4854,7 +4922,7 @@
               <w:bottom w:val="single" w:color="B0C8E0" w:sz="4"/>
               <w:right w:val="single" w:color="B0C8E0" w:sz="4"/>
             </w:tcBorders>
-            <w:shd w:fill="EAF1F8" w:val="clear"/>
+            <w:shd w:fill="FFFFFF" w:val="clear"/>
             <w:tcMar>
               <w:top w:type="dxa" w:w="80"/>
               <w:left w:type="dxa" w:w="160"/>
@@ -4918,7 +4986,7 @@
               <w:bottom w:val="single" w:color="B0C8E0" w:sz="4"/>
               <w:right w:val="single" w:color="B0C8E0" w:sz="4"/>
             </w:tcBorders>
-            <w:shd w:fill="EAF1F8" w:val="clear"/>
+            <w:shd w:fill="FFFFFF" w:val="clear"/>
             <w:tcMar>
               <w:top w:type="dxa" w:w="80"/>
               <w:left w:type="dxa" w:w="160"/>
@@ -5011,10 +5079,7 @@
     </w:p>
     <w:p>
       <w:pPr>
-        <w:pBdr>
-          <w:bottom w:val="single" w:color="C8714A" w:sz="8"/>
-        </w:pBdr>
-        <w:shd w:fill="1A3A5C" w:val="clear"/>
+        <w:shd w:fill="FFFFFF" w:val="clear"/>
         <w:spacing w:after="200" w:before="440"/>
         <w:jc w:val="center"/>
       </w:pPr>
@@ -5023,7 +5088,7 @@
           <w:rFonts w:ascii="맑은 고딕" w:cs="맑은 고딕" w:eastAsia="맑은 고딕" w:hAnsi="맑은 고딕"/>
           <w:b/>
           <w:bCs/>
-          <w:color w:val="FFFFFF"/>
+          <w:color w:val="1A1A1A"/>
           <w:sz w:val="27"/>
           <w:szCs w:val="27"/>
         </w:rPr>
@@ -5055,9 +5120,6 @@
     </w:p>
     <w:p>
       <w:pPr>
-        <w:pBdr>
-          <w:left w:val="single" w:color="C8714A" w:sz="12"/>
-        </w:pBdr>
         <w:spacing w:after="60" w:before="260"/>
         <w:ind w:left="180"/>
       </w:pPr>
@@ -5105,9 +5167,6 @@
     </w:p>
     <w:p>
       <w:pPr>
-        <w:pBdr>
-          <w:left w:val="single" w:color="C8714A" w:sz="12"/>
-        </w:pBdr>
         <w:spacing w:after="60" w:before="260"/>
         <w:ind w:left="180"/>
       </w:pPr>
@@ -5187,9 +5246,6 @@
     </w:p>
     <w:p>
       <w:pPr>
-        <w:pBdr>
-          <w:left w:val="single" w:color="C8714A" w:sz="12"/>
-        </w:pBdr>
         <w:spacing w:after="60" w:before="260"/>
         <w:ind w:left="180"/>
       </w:pPr>
@@ -5247,7 +5303,7 @@
               <w:bottom w:val="single" w:color="B0C8E0" w:sz="4"/>
               <w:right w:val="single" w:color="B0C8E0" w:sz="4"/>
             </w:tcBorders>
-            <w:shd w:fill="1A3A5C" w:val="clear"/>
+            <w:shd w:fill="FFFFFF" w:val="clear"/>
             <w:tcMar>
               <w:top w:type="dxa" w:w="80"/>
               <w:left w:type="dxa" w:w="100"/>
@@ -5264,7 +5320,7 @@
                 <w:rFonts w:ascii="맑은 고딕" w:cs="맑은 고딕" w:eastAsia="맑은 고딕" w:hAnsi="맑은 고딕"/>
                 <w:b/>
                 <w:bCs/>
-                <w:color w:val="FFFFFF"/>
+                <w:color w:val="1A1A1A"/>
                 <w:sz w:val="17"/>
                 <w:szCs w:val="17"/>
               </w:rPr>
@@ -5281,7 +5337,7 @@
               <w:bottom w:val="single" w:color="B0C8E0" w:sz="4"/>
               <w:right w:val="single" w:color="B0C8E0" w:sz="4"/>
             </w:tcBorders>
-            <w:shd w:fill="1A3A5C" w:val="clear"/>
+            <w:shd w:fill="FFFFFF" w:val="clear"/>
             <w:tcMar>
               <w:top w:type="dxa" w:w="80"/>
               <w:left w:type="dxa" w:w="100"/>
@@ -5298,7 +5354,7 @@
                 <w:rFonts w:ascii="맑은 고딕" w:cs="맑은 고딕" w:eastAsia="맑은 고딕" w:hAnsi="맑은 고딕"/>
                 <w:b/>
                 <w:bCs/>
-                <w:color w:val="FFFFFF"/>
+                <w:color w:val="1A1A1A"/>
                 <w:sz w:val="17"/>
                 <w:szCs w:val="17"/>
               </w:rPr>
@@ -5315,7 +5371,7 @@
               <w:bottom w:val="single" w:color="B0C8E0" w:sz="4"/>
               <w:right w:val="single" w:color="B0C8E0" w:sz="4"/>
             </w:tcBorders>
-            <w:shd w:fill="1A3A5C" w:val="clear"/>
+            <w:shd w:fill="FFFFFF" w:val="clear"/>
             <w:tcMar>
               <w:top w:type="dxa" w:w="80"/>
               <w:left w:type="dxa" w:w="100"/>
@@ -5332,7 +5388,7 @@
                 <w:rFonts w:ascii="맑은 고딕" w:cs="맑은 고딕" w:eastAsia="맑은 고딕" w:hAnsi="맑은 고딕"/>
                 <w:b/>
                 <w:bCs/>
-                <w:color w:val="FFFFFF"/>
+                <w:color w:val="1A1A1A"/>
                 <w:sz w:val="17"/>
                 <w:szCs w:val="17"/>
               </w:rPr>
@@ -5349,7 +5405,7 @@
               <w:bottom w:val="single" w:color="B0C8E0" w:sz="4"/>
               <w:right w:val="single" w:color="B0C8E0" w:sz="4"/>
             </w:tcBorders>
-            <w:shd w:fill="1A3A5C" w:val="clear"/>
+            <w:shd w:fill="FFFFFF" w:val="clear"/>
             <w:tcMar>
               <w:top w:type="dxa" w:w="80"/>
               <w:left w:type="dxa" w:w="100"/>
@@ -5366,7 +5422,7 @@
                 <w:rFonts w:ascii="맑은 고딕" w:cs="맑은 고딕" w:eastAsia="맑은 고딕" w:hAnsi="맑은 고딕"/>
                 <w:b/>
                 <w:bCs/>
-                <w:color w:val="FFFFFF"/>
+                <w:color w:val="1A1A1A"/>
                 <w:sz w:val="17"/>
                 <w:szCs w:val="17"/>
               </w:rPr>
@@ -5385,7 +5441,7 @@
               <w:bottom w:val="single" w:color="B0C8E0" w:sz="4"/>
               <w:right w:val="single" w:color="B0C8E0" w:sz="4"/>
             </w:tcBorders>
-            <w:shd w:fill="EAF1F8" w:val="clear"/>
+            <w:shd w:fill="FFFFFF" w:val="clear"/>
             <w:tcMar>
               <w:top w:type="dxa" w:w="70"/>
               <w:left w:type="dxa" w:w="100"/>
@@ -5419,7 +5475,7 @@
               <w:bottom w:val="single" w:color="B0C8E0" w:sz="4"/>
               <w:right w:val="single" w:color="B0C8E0" w:sz="4"/>
             </w:tcBorders>
-            <w:shd w:fill="EAF1F8" w:val="clear"/>
+            <w:shd w:fill="FFFFFF" w:val="clear"/>
             <w:tcMar>
               <w:top w:type="dxa" w:w="70"/>
               <w:left w:type="dxa" w:w="100"/>
@@ -5453,7 +5509,7 @@
               <w:bottom w:val="single" w:color="B0C8E0" w:sz="4"/>
               <w:right w:val="single" w:color="B0C8E0" w:sz="4"/>
             </w:tcBorders>
-            <w:shd w:fill="EAF1F8" w:val="clear"/>
+            <w:shd w:fill="FFFFFF" w:val="clear"/>
             <w:tcMar>
               <w:top w:type="dxa" w:w="70"/>
               <w:left w:type="dxa" w:w="100"/>
@@ -5487,7 +5543,7 @@
               <w:bottom w:val="single" w:color="B0C8E0" w:sz="4"/>
               <w:right w:val="single" w:color="B0C8E0" w:sz="4"/>
             </w:tcBorders>
-            <w:shd w:fill="EAF1F8" w:val="clear"/>
+            <w:shd w:fill="FFFFFF" w:val="clear"/>
             <w:tcMar>
               <w:top w:type="dxa" w:w="70"/>
               <w:left w:type="dxa" w:w="100"/>
@@ -5661,7 +5717,7 @@
               <w:bottom w:val="single" w:color="B0C8E0" w:sz="4"/>
               <w:right w:val="single" w:color="B0C8E0" w:sz="4"/>
             </w:tcBorders>
-            <w:shd w:fill="EAF1F8" w:val="clear"/>
+            <w:shd w:fill="FFFFFF" w:val="clear"/>
             <w:tcMar>
               <w:top w:type="dxa" w:w="70"/>
               <w:left w:type="dxa" w:w="100"/>
@@ -5695,7 +5751,7 @@
               <w:bottom w:val="single" w:color="B0C8E0" w:sz="4"/>
               <w:right w:val="single" w:color="B0C8E0" w:sz="4"/>
             </w:tcBorders>
-            <w:shd w:fill="EAF1F8" w:val="clear"/>
+            <w:shd w:fill="FFFFFF" w:val="clear"/>
             <w:tcMar>
               <w:top w:type="dxa" w:w="70"/>
               <w:left w:type="dxa" w:w="100"/>
@@ -5729,7 +5785,7 @@
               <w:bottom w:val="single" w:color="B0C8E0" w:sz="4"/>
               <w:right w:val="single" w:color="B0C8E0" w:sz="4"/>
             </w:tcBorders>
-            <w:shd w:fill="EAF1F8" w:val="clear"/>
+            <w:shd w:fill="FFFFFF" w:val="clear"/>
             <w:tcMar>
               <w:top w:type="dxa" w:w="70"/>
               <w:left w:type="dxa" w:w="100"/>
@@ -5763,7 +5819,7 @@
               <w:bottom w:val="single" w:color="B0C8E0" w:sz="4"/>
               <w:right w:val="single" w:color="B0C8E0" w:sz="4"/>
             </w:tcBorders>
-            <w:shd w:fill="EAF1F8" w:val="clear"/>
+            <w:shd w:fill="FFFFFF" w:val="clear"/>
             <w:tcMar>
               <w:top w:type="dxa" w:w="70"/>
               <w:left w:type="dxa" w:w="100"/>
@@ -5937,7 +5993,7 @@
               <w:bottom w:val="single" w:color="B0C8E0" w:sz="4"/>
               <w:right w:val="single" w:color="B0C8E0" w:sz="4"/>
             </w:tcBorders>
-            <w:shd w:fill="EAF1F8" w:val="clear"/>
+            <w:shd w:fill="FFFFFF" w:val="clear"/>
             <w:tcMar>
               <w:top w:type="dxa" w:w="70"/>
               <w:left w:type="dxa" w:w="100"/>
@@ -5971,7 +6027,7 @@
               <w:bottom w:val="single" w:color="B0C8E0" w:sz="4"/>
               <w:right w:val="single" w:color="B0C8E0" w:sz="4"/>
             </w:tcBorders>
-            <w:shd w:fill="EAF1F8" w:val="clear"/>
+            <w:shd w:fill="FFFFFF" w:val="clear"/>
             <w:tcMar>
               <w:top w:type="dxa" w:w="70"/>
               <w:left w:type="dxa" w:w="100"/>
@@ -6005,7 +6061,7 @@
               <w:bottom w:val="single" w:color="B0C8E0" w:sz="4"/>
               <w:right w:val="single" w:color="B0C8E0" w:sz="4"/>
             </w:tcBorders>
-            <w:shd w:fill="EAF1F8" w:val="clear"/>
+            <w:shd w:fill="FFFFFF" w:val="clear"/>
             <w:tcMar>
               <w:top w:type="dxa" w:w="70"/>
               <w:left w:type="dxa" w:w="100"/>
@@ -6039,7 +6095,7 @@
               <w:bottom w:val="single" w:color="B0C8E0" w:sz="4"/>
               <w:right w:val="single" w:color="B0C8E0" w:sz="4"/>
             </w:tcBorders>
-            <w:shd w:fill="EAF1F8" w:val="clear"/>
+            <w:shd w:fill="FFFFFF" w:val="clear"/>
             <w:tcMar>
               <w:top w:type="dxa" w:w="70"/>
               <w:left w:type="dxa" w:w="100"/>
@@ -6213,7 +6269,7 @@
               <w:bottom w:val="single" w:color="B0C8E0" w:sz="4"/>
               <w:right w:val="single" w:color="B0C8E0" w:sz="4"/>
             </w:tcBorders>
-            <w:shd w:fill="EAF1F8" w:val="clear"/>
+            <w:shd w:fill="FFFFFF" w:val="clear"/>
             <w:tcMar>
               <w:top w:type="dxa" w:w="70"/>
               <w:left w:type="dxa" w:w="100"/>
@@ -6247,7 +6303,7 @@
               <w:bottom w:val="single" w:color="B0C8E0" w:sz="4"/>
               <w:right w:val="single" w:color="B0C8E0" w:sz="4"/>
             </w:tcBorders>
-            <w:shd w:fill="EAF1F8" w:val="clear"/>
+            <w:shd w:fill="FFFFFF" w:val="clear"/>
             <w:tcMar>
               <w:top w:type="dxa" w:w="70"/>
               <w:left w:type="dxa" w:w="100"/>
@@ -6281,7 +6337,7 @@
               <w:bottom w:val="single" w:color="B0C8E0" w:sz="4"/>
               <w:right w:val="single" w:color="B0C8E0" w:sz="4"/>
             </w:tcBorders>
-            <w:shd w:fill="EAF1F8" w:val="clear"/>
+            <w:shd w:fill="FFFFFF" w:val="clear"/>
             <w:tcMar>
               <w:top w:type="dxa" w:w="70"/>
               <w:left w:type="dxa" w:w="100"/>
@@ -6315,7 +6371,7 @@
               <w:bottom w:val="single" w:color="B0C8E0" w:sz="4"/>
               <w:right w:val="single" w:color="B0C8E0" w:sz="4"/>
             </w:tcBorders>
-            <w:shd w:fill="EAF1F8" w:val="clear"/>
+            <w:shd w:fill="FFFFFF" w:val="clear"/>
             <w:tcMar>
               <w:top w:type="dxa" w:w="70"/>
               <w:left w:type="dxa" w:w="100"/>
@@ -6496,9 +6552,6 @@
     </w:p>
     <w:p>
       <w:pPr>
-        <w:pBdr>
-          <w:left w:val="single" w:color="C8714A" w:sz="12"/>
-        </w:pBdr>
         <w:spacing w:after="60" w:before="260"/>
         <w:ind w:left="180"/>
       </w:pPr>
@@ -6578,9 +6631,6 @@
     </w:p>
     <w:p>
       <w:pPr>
-        <w:pBdr>
-          <w:left w:val="single" w:color="C8714A" w:sz="12"/>
-        </w:pBdr>
         <w:spacing w:after="60" w:before="260"/>
         <w:ind w:left="180"/>
       </w:pPr>
@@ -6676,9 +6726,6 @@
     </w:p>
     <w:p>
       <w:pPr>
-        <w:pBdr>
-          <w:left w:val="single" w:color="C8714A" w:sz="12"/>
-        </w:pBdr>
         <w:spacing w:after="60" w:before="260"/>
         <w:ind w:left="180"/>
       </w:pPr>
@@ -6712,12 +6759,12 @@
       <w:tblPr>
         <w:tblW w:type="dxa" w:w="9070"/>
         <w:tblBorders>
-          <w:top w:val="single" w:color="auto" w:sz="4"/>
-          <w:left w:val="single" w:color="auto" w:sz="4"/>
-          <w:bottom w:val="single" w:color="auto" w:sz="4"/>
-          <w:right w:val="single" w:color="auto" w:sz="4"/>
-          <w:insideH w:val="single" w:color="auto" w:sz="4"/>
-          <w:insideV w:val="single" w:color="auto" w:sz="4"/>
+          <w:top w:val="nil"/>
+          <w:left w:val="nil"/>
+          <w:bottom w:val="nil"/>
+          <w:right w:val="nil"/>
+          <w:insideH w:val="nil"/>
+          <w:insideV w:val="nil"/>
         </w:tblBorders>
       </w:tblPr>
       <w:tblGrid>
@@ -6727,13 +6774,7 @@
         <w:tc>
           <w:tcPr>
             <w:tcW w:type="dxa" w:w="9070"/>
-            <w:tcBorders>
-              <w:top w:val="single" w:color="4A1E6E" w:sz="10"/>
-              <w:left w:val="single" w:color="4A1E6E" w:sz="6"/>
-              <w:bottom w:val="single" w:color="4A1E6E" w:sz="10"/>
-              <w:right w:val="none" w:color="FFFFFF" w:sz="0"/>
-            </w:tcBorders>
-            <w:shd w:fill="F5F0FF" w:val="clear"/>
+            <w:shd w:fill="FFFFFF" w:val="clear"/>
             <w:tcMar>
               <w:top w:type="dxa" w:w="140"/>
               <w:left w:type="dxa" w:w="260"/>
@@ -6926,10 +6967,7 @@
     </w:p>
     <w:p>
       <w:pPr>
-        <w:pBdr>
-          <w:bottom w:val="single" w:color="C8714A" w:sz="8"/>
-        </w:pBdr>
-        <w:shd w:fill="1A3A5C" w:val="clear"/>
+        <w:shd w:fill="FFFFFF" w:val="clear"/>
         <w:spacing w:after="200" w:before="440"/>
         <w:jc w:val="center"/>
       </w:pPr>
@@ -6938,7 +6976,7 @@
           <w:rFonts w:ascii="맑은 고딕" w:cs="맑은 고딕" w:eastAsia="맑은 고딕" w:hAnsi="맑은 고딕"/>
           <w:b/>
           <w:bCs/>
-          <w:color w:val="FFFFFF"/>
+          <w:color w:val="1A1A1A"/>
           <w:sz w:val="27"/>
           <w:szCs w:val="27"/>
         </w:rPr>
@@ -6970,9 +7008,6 @@
     </w:p>
     <w:p>
       <w:pPr>
-        <w:pBdr>
-          <w:left w:val="single" w:color="C8714A" w:sz="12"/>
-        </w:pBdr>
         <w:spacing w:after="60" w:before="260"/>
         <w:ind w:left="180"/>
       </w:pPr>
@@ -7052,9 +7087,6 @@
     </w:p>
     <w:p>
       <w:pPr>
-        <w:pBdr>
-          <w:left w:val="single" w:color="C8714A" w:sz="12"/>
-        </w:pBdr>
         <w:spacing w:after="60" w:before="260"/>
         <w:ind w:left="180"/>
       </w:pPr>
@@ -7150,9 +7182,6 @@
     </w:p>
     <w:p>
       <w:pPr>
-        <w:pBdr>
-          <w:left w:val="single" w:color="C8714A" w:sz="12"/>
-        </w:pBdr>
         <w:spacing w:after="60" w:before="260"/>
         <w:ind w:left="180"/>
       </w:pPr>
@@ -7232,9 +7261,6 @@
     </w:p>
     <w:p>
       <w:pPr>
-        <w:pBdr>
-          <w:left w:val="single" w:color="C8714A" w:sz="12"/>
-        </w:pBdr>
         <w:spacing w:after="60" w:before="260"/>
         <w:ind w:left="180"/>
       </w:pPr>
@@ -7316,12 +7342,12 @@
       <w:tblPr>
         <w:tblW w:type="dxa" w:w="9070"/>
         <w:tblBorders>
-          <w:top w:val="single" w:color="auto" w:sz="4"/>
-          <w:left w:val="single" w:color="auto" w:sz="4"/>
-          <w:bottom w:val="single" w:color="auto" w:sz="4"/>
-          <w:right w:val="single" w:color="auto" w:sz="4"/>
-          <w:insideH w:val="single" w:color="auto" w:sz="4"/>
-          <w:insideV w:val="single" w:color="auto" w:sz="4"/>
+          <w:top w:val="nil"/>
+          <w:left w:val="nil"/>
+          <w:bottom w:val="nil"/>
+          <w:right w:val="nil"/>
+          <w:insideH w:val="nil"/>
+          <w:insideV w:val="nil"/>
         </w:tblBorders>
       </w:tblPr>
       <w:tblGrid>
@@ -7331,13 +7357,7 @@
         <w:tc>
           <w:tcPr>
             <w:tcW w:type="dxa" w:w="9070"/>
-            <w:tcBorders>
-              <w:top w:val="single" w:color="B0C8E0" w:sz="4"/>
-              <w:left w:val="single" w:color="B0C8E0" w:sz="4"/>
-              <w:bottom w:val="single" w:color="B0C8E0" w:sz="4"/>
-              <w:right w:val="single" w:color="B0C8E0" w:sz="4"/>
-            </w:tcBorders>
-            <w:shd w:fill="EAF1F8" w:val="clear"/>
+            <w:shd w:fill="FFFFFF" w:val="clear"/>
             <w:tcMar>
               <w:top w:type="dxa" w:w="180"/>
               <w:left w:type="dxa" w:w="300"/>
@@ -7433,9 +7453,6 @@
     </w:p>
     <w:p>
       <w:pPr>
-        <w:pBdr>
-          <w:bottom w:val="single" w:color="C8714A" w:sz="6"/>
-        </w:pBdr>
         <w:spacing w:after="80" w:before="0"/>
         <w:jc w:val="center"/>
       </w:pPr>
@@ -7538,7 +7555,7 @@
               <w:bottom w:val="single" w:color="B0C8E0" w:sz="4"/>
               <w:right w:val="single" w:color="B0C8E0" w:sz="4"/>
             </w:tcBorders>
-            <w:shd w:fill="EAF1F8" w:val="clear"/>
+            <w:shd w:fill="FFFFFF" w:val="clear"/>
             <w:tcMar>
               <w:top w:type="dxa" w:w="80"/>
               <w:left w:type="dxa" w:w="160"/>
@@ -7602,7 +7619,7 @@
               <w:bottom w:val="single" w:color="B0C8E0" w:sz="4"/>
               <w:right w:val="single" w:color="B0C8E0" w:sz="4"/>
             </w:tcBorders>
-            <w:shd w:fill="EAF1F8" w:val="clear"/>
+            <w:shd w:fill="FFFFFF" w:val="clear"/>
             <w:tcMar>
               <w:top w:type="dxa" w:w="80"/>
               <w:left w:type="dxa" w:w="160"/>
@@ -7666,7 +7683,7 @@
               <w:bottom w:val="single" w:color="B0C8E0" w:sz="4"/>
               <w:right w:val="single" w:color="B0C8E0" w:sz="4"/>
             </w:tcBorders>
-            <w:shd w:fill="EAF1F8" w:val="clear"/>
+            <w:shd w:fill="FFFFFF" w:val="clear"/>
             <w:tcMar>
               <w:top w:type="dxa" w:w="80"/>
               <w:left w:type="dxa" w:w="160"/>
@@ -7730,7 +7747,7 @@
               <w:bottom w:val="single" w:color="B0C8E0" w:sz="4"/>
               <w:right w:val="single" w:color="B0C8E0" w:sz="4"/>
             </w:tcBorders>
-            <w:shd w:fill="EAF1F8" w:val="clear"/>
+            <w:shd w:fill="FFFFFF" w:val="clear"/>
             <w:tcMar>
               <w:top w:type="dxa" w:w="80"/>
               <w:left w:type="dxa" w:w="160"/>
@@ -7794,7 +7811,7 @@
               <w:bottom w:val="single" w:color="B0C8E0" w:sz="4"/>
               <w:right w:val="single" w:color="B0C8E0" w:sz="4"/>
             </w:tcBorders>
-            <w:shd w:fill="EAF1F8" w:val="clear"/>
+            <w:shd w:fill="FFFFFF" w:val="clear"/>
             <w:tcMar>
               <w:top w:type="dxa" w:w="80"/>
               <w:left w:type="dxa" w:w="160"/>
@@ -7887,10 +7904,7 @@
     </w:p>
     <w:p>
       <w:pPr>
-        <w:pBdr>
-          <w:bottom w:val="single" w:color="C8714A" w:sz="8"/>
-        </w:pBdr>
-        <w:shd w:fill="1A3A5C" w:val="clear"/>
+        <w:shd w:fill="FFFFFF" w:val="clear"/>
         <w:spacing w:after="200" w:before="440"/>
         <w:jc w:val="center"/>
       </w:pPr>
@@ -7899,7 +7913,7 @@
           <w:rFonts w:ascii="맑은 고딕" w:cs="맑은 고딕" w:eastAsia="맑은 고딕" w:hAnsi="맑은 고딕"/>
           <w:b/>
           <w:bCs/>
-          <w:color w:val="FFFFFF"/>
+          <w:color w:val="1A1A1A"/>
           <w:sz w:val="27"/>
           <w:szCs w:val="27"/>
         </w:rPr>
@@ -7931,9 +7945,6 @@
     </w:p>
     <w:p>
       <w:pPr>
-        <w:pBdr>
-          <w:left w:val="single" w:color="C8714A" w:sz="12"/>
-        </w:pBdr>
         <w:spacing w:after="60" w:before="260"/>
         <w:ind w:left="180"/>
       </w:pPr>
@@ -7981,9 +7992,6 @@
     </w:p>
     <w:p>
       <w:pPr>
-        <w:pBdr>
-          <w:left w:val="single" w:color="C8714A" w:sz="12"/>
-        </w:pBdr>
         <w:spacing w:after="60" w:before="260"/>
         <w:ind w:left="180"/>
       </w:pPr>
@@ -8017,12 +8025,12 @@
       <w:tblPr>
         <w:tblW w:type="dxa" w:w="9070"/>
         <w:tblBorders>
-          <w:top w:val="single" w:color="auto" w:sz="4"/>
-          <w:left w:val="single" w:color="auto" w:sz="4"/>
-          <w:bottom w:val="single" w:color="auto" w:sz="4"/>
-          <w:right w:val="single" w:color="auto" w:sz="4"/>
-          <w:insideH w:val="single" w:color="auto" w:sz="4"/>
-          <w:insideV w:val="single" w:color="auto" w:sz="4"/>
+          <w:top w:val="nil"/>
+          <w:left w:val="nil"/>
+          <w:bottom w:val="nil"/>
+          <w:right w:val="nil"/>
+          <w:insideH w:val="nil"/>
+          <w:insideV w:val="nil"/>
         </w:tblBorders>
       </w:tblPr>
       <w:tblGrid>
@@ -8032,13 +8040,7 @@
         <w:tc>
           <w:tcPr>
             <w:tcW w:type="dxa" w:w="9070"/>
-            <w:tcBorders>
-              <w:top w:val="single" w:color="8C2A4A" w:sz="10"/>
-              <w:left w:val="single" w:color="8C2A4A" w:sz="8"/>
-              <w:bottom w:val="single" w:color="8C2A4A" w:sz="10"/>
-              <w:right w:val="none" w:color="FFFFFF" w:sz="0"/>
-            </w:tcBorders>
-            <w:shd w:fill="FFF0F5" w:val="clear"/>
+            <w:shd w:fill="FFFFFF" w:val="clear"/>
             <w:tcMar>
               <w:top w:type="dxa" w:w="140"/>
               <w:left w:type="dxa" w:w="280"/>
@@ -8095,9 +8097,6 @@
     </w:p>
     <w:p>
       <w:pPr>
-        <w:pBdr>
-          <w:left w:val="single" w:color="C8714A" w:sz="12"/>
-        </w:pBdr>
         <w:spacing w:after="60" w:before="260"/>
         <w:ind w:left="180"/>
       </w:pPr>
@@ -8155,7 +8154,7 @@
               <w:bottom w:val="single" w:color="B0C8E0" w:sz="4"/>
               <w:right w:val="single" w:color="B0C8E0" w:sz="4"/>
             </w:tcBorders>
-            <w:shd w:fill="1A3A5C" w:val="clear"/>
+            <w:shd w:fill="FFFFFF" w:val="clear"/>
             <w:tcMar>
               <w:top w:type="dxa" w:w="80"/>
               <w:left w:type="dxa" w:w="100"/>
@@ -8172,7 +8171,7 @@
                 <w:rFonts w:ascii="맑은 고딕" w:cs="맑은 고딕" w:eastAsia="맑은 고딕" w:hAnsi="맑은 고딕"/>
                 <w:b/>
                 <w:bCs/>
-                <w:color w:val="FFFFFF"/>
+                <w:color w:val="1A1A1A"/>
                 <w:sz w:val="17"/>
                 <w:szCs w:val="17"/>
               </w:rPr>
@@ -8189,7 +8188,7 @@
               <w:bottom w:val="single" w:color="B0C8E0" w:sz="4"/>
               <w:right w:val="single" w:color="B0C8E0" w:sz="4"/>
             </w:tcBorders>
-            <w:shd w:fill="1A3A5C" w:val="clear"/>
+            <w:shd w:fill="FFFFFF" w:val="clear"/>
             <w:tcMar>
               <w:top w:type="dxa" w:w="80"/>
               <w:left w:type="dxa" w:w="100"/>
@@ -8206,7 +8205,7 @@
                 <w:rFonts w:ascii="맑은 고딕" w:cs="맑은 고딕" w:eastAsia="맑은 고딕" w:hAnsi="맑은 고딕"/>
                 <w:b/>
                 <w:bCs/>
-                <w:color w:val="FFFFFF"/>
+                <w:color w:val="1A1A1A"/>
                 <w:sz w:val="17"/>
                 <w:szCs w:val="17"/>
               </w:rPr>
@@ -8223,7 +8222,7 @@
               <w:bottom w:val="single" w:color="B0C8E0" w:sz="4"/>
               <w:right w:val="single" w:color="B0C8E0" w:sz="4"/>
             </w:tcBorders>
-            <w:shd w:fill="1A3A5C" w:val="clear"/>
+            <w:shd w:fill="FFFFFF" w:val="clear"/>
             <w:tcMar>
               <w:top w:type="dxa" w:w="80"/>
               <w:left w:type="dxa" w:w="100"/>
@@ -8240,7 +8239,7 @@
                 <w:rFonts w:ascii="맑은 고딕" w:cs="맑은 고딕" w:eastAsia="맑은 고딕" w:hAnsi="맑은 고딕"/>
                 <w:b/>
                 <w:bCs/>
-                <w:color w:val="FFFFFF"/>
+                <w:color w:val="1A1A1A"/>
                 <w:sz w:val="17"/>
                 <w:szCs w:val="17"/>
               </w:rPr>
@@ -8257,7 +8256,7 @@
               <w:bottom w:val="single" w:color="B0C8E0" w:sz="4"/>
               <w:right w:val="single" w:color="B0C8E0" w:sz="4"/>
             </w:tcBorders>
-            <w:shd w:fill="1A3A5C" w:val="clear"/>
+            <w:shd w:fill="FFFFFF" w:val="clear"/>
             <w:tcMar>
               <w:top w:type="dxa" w:w="80"/>
               <w:left w:type="dxa" w:w="100"/>
@@ -8274,7 +8273,7 @@
                 <w:rFonts w:ascii="맑은 고딕" w:cs="맑은 고딕" w:eastAsia="맑은 고딕" w:hAnsi="맑은 고딕"/>
                 <w:b/>
                 <w:bCs/>
-                <w:color w:val="FFFFFF"/>
+                <w:color w:val="1A1A1A"/>
                 <w:sz w:val="17"/>
                 <w:szCs w:val="17"/>
               </w:rPr>
@@ -8293,7 +8292,7 @@
               <w:bottom w:val="single" w:color="B0C8E0" w:sz="4"/>
               <w:right w:val="single" w:color="B0C8E0" w:sz="4"/>
             </w:tcBorders>
-            <w:shd w:fill="EAF1F8" w:val="clear"/>
+            <w:shd w:fill="FFFFFF" w:val="clear"/>
             <w:tcMar>
               <w:top w:type="dxa" w:w="70"/>
               <w:left w:type="dxa" w:w="100"/>
@@ -8327,7 +8326,7 @@
               <w:bottom w:val="single" w:color="B0C8E0" w:sz="4"/>
               <w:right w:val="single" w:color="B0C8E0" w:sz="4"/>
             </w:tcBorders>
-            <w:shd w:fill="EAF1F8" w:val="clear"/>
+            <w:shd w:fill="FFFFFF" w:val="clear"/>
             <w:tcMar>
               <w:top w:type="dxa" w:w="70"/>
               <w:left w:type="dxa" w:w="100"/>
@@ -8361,7 +8360,7 @@
               <w:bottom w:val="single" w:color="B0C8E0" w:sz="4"/>
               <w:right w:val="single" w:color="B0C8E0" w:sz="4"/>
             </w:tcBorders>
-            <w:shd w:fill="EAF1F8" w:val="clear"/>
+            <w:shd w:fill="FFFFFF" w:val="clear"/>
             <w:tcMar>
               <w:top w:type="dxa" w:w="70"/>
               <w:left w:type="dxa" w:w="100"/>
@@ -8395,7 +8394,7 @@
               <w:bottom w:val="single" w:color="B0C8E0" w:sz="4"/>
               <w:right w:val="single" w:color="B0C8E0" w:sz="4"/>
             </w:tcBorders>
-            <w:shd w:fill="EAF1F8" w:val="clear"/>
+            <w:shd w:fill="FFFFFF" w:val="clear"/>
             <w:tcMar>
               <w:top w:type="dxa" w:w="70"/>
               <w:left w:type="dxa" w:w="100"/>
@@ -8576,10 +8575,7 @@
     </w:p>
     <w:p>
       <w:pPr>
-        <w:pBdr>
-          <w:bottom w:val="single" w:color="C8714A" w:sz="8"/>
-        </w:pBdr>
-        <w:shd w:fill="1A3A5C" w:val="clear"/>
+        <w:shd w:fill="FFFFFF" w:val="clear"/>
         <w:spacing w:after="200" w:before="440"/>
         <w:jc w:val="center"/>
       </w:pPr>
@@ -8588,7 +8584,7 @@
           <w:rFonts w:ascii="맑은 고딕" w:cs="맑은 고딕" w:eastAsia="맑은 고딕" w:hAnsi="맑은 고딕"/>
           <w:b/>
           <w:bCs/>
-          <w:color w:val="FFFFFF"/>
+          <w:color w:val="1A1A1A"/>
           <w:sz w:val="27"/>
           <w:szCs w:val="27"/>
         </w:rPr>
@@ -8620,9 +8616,6 @@
     </w:p>
     <w:p>
       <w:pPr>
-        <w:pBdr>
-          <w:left w:val="single" w:color="C8714A" w:sz="12"/>
-        </w:pBdr>
         <w:spacing w:after="60" w:before="260"/>
         <w:ind w:left="180"/>
       </w:pPr>
@@ -8734,9 +8727,6 @@
     </w:p>
     <w:p>
       <w:pPr>
-        <w:pBdr>
-          <w:left w:val="single" w:color="C8714A" w:sz="12"/>
-        </w:pBdr>
         <w:spacing w:after="60" w:before="260"/>
         <w:ind w:left="180"/>
       </w:pPr>
@@ -8810,7 +8800,7 @@
               <w:bottom w:val="single" w:color="B0C8E0" w:sz="4"/>
               <w:right w:val="single" w:color="B0C8E0" w:sz="4"/>
             </w:tcBorders>
-            <w:shd w:fill="1A3A5C" w:val="clear"/>
+            <w:shd w:fill="FFFFFF" w:val="clear"/>
             <w:tcMar>
               <w:top w:type="dxa" w:w="80"/>
               <w:left w:type="dxa" w:w="100"/>
@@ -8827,7 +8817,7 @@
                 <w:rFonts w:ascii="맑은 고딕" w:cs="맑은 고딕" w:eastAsia="맑은 고딕" w:hAnsi="맑은 고딕"/>
                 <w:b/>
                 <w:bCs/>
-                <w:color w:val="FFFFFF"/>
+                <w:color w:val="1A1A1A"/>
                 <w:sz w:val="17"/>
                 <w:szCs w:val="17"/>
               </w:rPr>
@@ -8844,7 +8834,7 @@
               <w:bottom w:val="single" w:color="B0C8E0" w:sz="4"/>
               <w:right w:val="single" w:color="B0C8E0" w:sz="4"/>
             </w:tcBorders>
-            <w:shd w:fill="1A3A5C" w:val="clear"/>
+            <w:shd w:fill="FFFFFF" w:val="clear"/>
             <w:tcMar>
               <w:top w:type="dxa" w:w="80"/>
               <w:left w:type="dxa" w:w="100"/>
@@ -8861,7 +8851,7 @@
                 <w:rFonts w:ascii="맑은 고딕" w:cs="맑은 고딕" w:eastAsia="맑은 고딕" w:hAnsi="맑은 고딕"/>
                 <w:b/>
                 <w:bCs/>
-                <w:color w:val="FFFFFF"/>
+                <w:color w:val="1A1A1A"/>
                 <w:sz w:val="17"/>
                 <w:szCs w:val="17"/>
               </w:rPr>
@@ -8878,7 +8868,7 @@
               <w:bottom w:val="single" w:color="B0C8E0" w:sz="4"/>
               <w:right w:val="single" w:color="B0C8E0" w:sz="4"/>
             </w:tcBorders>
-            <w:shd w:fill="1A3A5C" w:val="clear"/>
+            <w:shd w:fill="FFFFFF" w:val="clear"/>
             <w:tcMar>
               <w:top w:type="dxa" w:w="80"/>
               <w:left w:type="dxa" w:w="100"/>
@@ -8895,7 +8885,7 @@
                 <w:rFonts w:ascii="맑은 고딕" w:cs="맑은 고딕" w:eastAsia="맑은 고딕" w:hAnsi="맑은 고딕"/>
                 <w:b/>
                 <w:bCs/>
-                <w:color w:val="FFFFFF"/>
+                <w:color w:val="1A1A1A"/>
                 <w:sz w:val="17"/>
                 <w:szCs w:val="17"/>
               </w:rPr>
@@ -8912,7 +8902,7 @@
               <w:bottom w:val="single" w:color="B0C8E0" w:sz="4"/>
               <w:right w:val="single" w:color="B0C8E0" w:sz="4"/>
             </w:tcBorders>
-            <w:shd w:fill="1A3A5C" w:val="clear"/>
+            <w:shd w:fill="FFFFFF" w:val="clear"/>
             <w:tcMar>
               <w:top w:type="dxa" w:w="80"/>
               <w:left w:type="dxa" w:w="100"/>
@@ -8929,7 +8919,7 @@
                 <w:rFonts w:ascii="맑은 고딕" w:cs="맑은 고딕" w:eastAsia="맑은 고딕" w:hAnsi="맑은 고딕"/>
                 <w:b/>
                 <w:bCs/>
-                <w:color w:val="FFFFFF"/>
+                <w:color w:val="1A1A1A"/>
                 <w:sz w:val="17"/>
                 <w:szCs w:val="17"/>
               </w:rPr>
@@ -8948,7 +8938,7 @@
               <w:bottom w:val="single" w:color="B0C8E0" w:sz="4"/>
               <w:right w:val="single" w:color="B0C8E0" w:sz="4"/>
             </w:tcBorders>
-            <w:shd w:fill="EAF1F8" w:val="clear"/>
+            <w:shd w:fill="FFFFFF" w:val="clear"/>
             <w:tcMar>
               <w:top w:type="dxa" w:w="70"/>
               <w:left w:type="dxa" w:w="100"/>
@@ -8982,7 +8972,7 @@
               <w:bottom w:val="single" w:color="B0C8E0" w:sz="4"/>
               <w:right w:val="single" w:color="B0C8E0" w:sz="4"/>
             </w:tcBorders>
-            <w:shd w:fill="EAF1F8" w:val="clear"/>
+            <w:shd w:fill="FFFFFF" w:val="clear"/>
             <w:tcMar>
               <w:top w:type="dxa" w:w="70"/>
               <w:left w:type="dxa" w:w="100"/>
@@ -9016,7 +9006,7 @@
               <w:bottom w:val="single" w:color="B0C8E0" w:sz="4"/>
               <w:right w:val="single" w:color="B0C8E0" w:sz="4"/>
             </w:tcBorders>
-            <w:shd w:fill="EAF1F8" w:val="clear"/>
+            <w:shd w:fill="FFFFFF" w:val="clear"/>
             <w:tcMar>
               <w:top w:type="dxa" w:w="70"/>
               <w:left w:type="dxa" w:w="100"/>
@@ -9050,7 +9040,7 @@
               <w:bottom w:val="single" w:color="B0C8E0" w:sz="4"/>
               <w:right w:val="single" w:color="B0C8E0" w:sz="4"/>
             </w:tcBorders>
-            <w:shd w:fill="EAF1F8" w:val="clear"/>
+            <w:shd w:fill="FFFFFF" w:val="clear"/>
             <w:tcMar>
               <w:top w:type="dxa" w:w="70"/>
               <w:left w:type="dxa" w:w="100"/>
@@ -9224,7 +9214,7 @@
               <w:bottom w:val="single" w:color="B0C8E0" w:sz="4"/>
               <w:right w:val="single" w:color="B0C8E0" w:sz="4"/>
             </w:tcBorders>
-            <w:shd w:fill="EAF1F8" w:val="clear"/>
+            <w:shd w:fill="FFFFFF" w:val="clear"/>
             <w:tcMar>
               <w:top w:type="dxa" w:w="70"/>
               <w:left w:type="dxa" w:w="100"/>
@@ -9258,7 +9248,7 @@
               <w:bottom w:val="single" w:color="B0C8E0" w:sz="4"/>
               <w:right w:val="single" w:color="B0C8E0" w:sz="4"/>
             </w:tcBorders>
-            <w:shd w:fill="EAF1F8" w:val="clear"/>
+            <w:shd w:fill="FFFFFF" w:val="clear"/>
             <w:tcMar>
               <w:top w:type="dxa" w:w="70"/>
               <w:left w:type="dxa" w:w="100"/>
@@ -9292,7 +9282,7 @@
               <w:bottom w:val="single" w:color="B0C8E0" w:sz="4"/>
               <w:right w:val="single" w:color="B0C8E0" w:sz="4"/>
             </w:tcBorders>
-            <w:shd w:fill="EAF1F8" w:val="clear"/>
+            <w:shd w:fill="FFFFFF" w:val="clear"/>
             <w:tcMar>
               <w:top w:type="dxa" w:w="70"/>
               <w:left w:type="dxa" w:w="100"/>
@@ -9326,7 +9316,7 @@
               <w:bottom w:val="single" w:color="B0C8E0" w:sz="4"/>
               <w:right w:val="single" w:color="B0C8E0" w:sz="4"/>
             </w:tcBorders>
-            <w:shd w:fill="EAF1F8" w:val="clear"/>
+            <w:shd w:fill="FFFFFF" w:val="clear"/>
             <w:tcMar>
               <w:top w:type="dxa" w:w="70"/>
               <w:left w:type="dxa" w:w="100"/>
@@ -9500,7 +9490,7 @@
               <w:bottom w:val="single" w:color="B0C8E0" w:sz="4"/>
               <w:right w:val="single" w:color="B0C8E0" w:sz="4"/>
             </w:tcBorders>
-            <w:shd w:fill="EAF1F8" w:val="clear"/>
+            <w:shd w:fill="FFFFFF" w:val="clear"/>
             <w:tcMar>
               <w:top w:type="dxa" w:w="70"/>
               <w:left w:type="dxa" w:w="100"/>
@@ -9534,7 +9524,7 @@
               <w:bottom w:val="single" w:color="B0C8E0" w:sz="4"/>
               <w:right w:val="single" w:color="B0C8E0" w:sz="4"/>
             </w:tcBorders>
-            <w:shd w:fill="EAF1F8" w:val="clear"/>
+            <w:shd w:fill="FFFFFF" w:val="clear"/>
             <w:tcMar>
               <w:top w:type="dxa" w:w="70"/>
               <w:left w:type="dxa" w:w="100"/>
@@ -9568,7 +9558,7 @@
               <w:bottom w:val="single" w:color="B0C8E0" w:sz="4"/>
               <w:right w:val="single" w:color="B0C8E0" w:sz="4"/>
             </w:tcBorders>
-            <w:shd w:fill="EAF1F8" w:val="clear"/>
+            <w:shd w:fill="FFFFFF" w:val="clear"/>
             <w:tcMar>
               <w:top w:type="dxa" w:w="70"/>
               <w:left w:type="dxa" w:w="100"/>
@@ -9602,7 +9592,7 @@
               <w:bottom w:val="single" w:color="B0C8E0" w:sz="4"/>
               <w:right w:val="single" w:color="B0C8E0" w:sz="4"/>
             </w:tcBorders>
-            <w:shd w:fill="EAF1F8" w:val="clear"/>
+            <w:shd w:fill="FFFFFF" w:val="clear"/>
             <w:tcMar>
               <w:top w:type="dxa" w:w="70"/>
               <w:left w:type="dxa" w:w="100"/>
@@ -9783,9 +9773,6 @@
     </w:p>
     <w:p>
       <w:pPr>
-        <w:pBdr>
-          <w:left w:val="single" w:color="C8714A" w:sz="12"/>
-        </w:pBdr>
         <w:spacing w:after="60" w:before="260"/>
         <w:ind w:left="180"/>
       </w:pPr>
@@ -9865,10 +9852,7 @@
     </w:p>
     <w:p>
       <w:pPr>
-        <w:pBdr>
-          <w:bottom w:val="single" w:color="C8714A" w:sz="8"/>
-        </w:pBdr>
-        <w:shd w:fill="1A3A5C" w:val="clear"/>
+        <w:shd w:fill="FFFFFF" w:val="clear"/>
         <w:spacing w:after="200" w:before="440"/>
         <w:jc w:val="center"/>
       </w:pPr>
@@ -9877,7 +9861,7 @@
           <w:rFonts w:ascii="맑은 고딕" w:cs="맑은 고딕" w:eastAsia="맑은 고딕" w:hAnsi="맑은 고딕"/>
           <w:b/>
           <w:bCs/>
-          <w:color w:val="FFFFFF"/>
+          <w:color w:val="1A1A1A"/>
           <w:sz w:val="27"/>
           <w:szCs w:val="27"/>
         </w:rPr>
@@ -9909,9 +9893,6 @@
     </w:p>
     <w:p>
       <w:pPr>
-        <w:pBdr>
-          <w:left w:val="single" w:color="C8714A" w:sz="12"/>
-        </w:pBdr>
         <w:spacing w:after="60" w:before="260"/>
         <w:ind w:left="180"/>
       </w:pPr>
@@ -10087,9 +10068,6 @@
     </w:p>
     <w:p>
       <w:pPr>
-        <w:pBdr>
-          <w:left w:val="single" w:color="C8714A" w:sz="12"/>
-        </w:pBdr>
         <w:spacing w:after="60" w:before="260"/>
         <w:ind w:left="180"/>
       </w:pPr>
@@ -10185,9 +10163,6 @@
     </w:p>
     <w:p>
       <w:pPr>
-        <w:pBdr>
-          <w:left w:val="single" w:color="C8714A" w:sz="12"/>
-        </w:pBdr>
         <w:spacing w:after="60" w:before="260"/>
         <w:ind w:left="180"/>
       </w:pPr>
@@ -10221,12 +10196,12 @@
       <w:tblPr>
         <w:tblW w:type="dxa" w:w="9070"/>
         <w:tblBorders>
-          <w:top w:val="single" w:color="auto" w:sz="4"/>
-          <w:left w:val="single" w:color="auto" w:sz="4"/>
-          <w:bottom w:val="single" w:color="auto" w:sz="4"/>
-          <w:right w:val="single" w:color="auto" w:sz="4"/>
-          <w:insideH w:val="single" w:color="auto" w:sz="4"/>
-          <w:insideV w:val="single" w:color="auto" w:sz="4"/>
+          <w:top w:val="nil"/>
+          <w:left w:val="nil"/>
+          <w:bottom w:val="nil"/>
+          <w:right w:val="nil"/>
+          <w:insideH w:val="nil"/>
+          <w:insideV w:val="nil"/>
         </w:tblBorders>
       </w:tblPr>
       <w:tblGrid>
@@ -10236,13 +10211,7 @@
         <w:tc>
           <w:tcPr>
             <w:tcW w:type="dxa" w:w="9070"/>
-            <w:tcBorders>
-              <w:top w:val="single" w:color="8C2A4A" w:sz="10"/>
-              <w:left w:val="single" w:color="8C2A4A" w:sz="6"/>
-              <w:bottom w:val="single" w:color="8C2A4A" w:sz="10"/>
-              <w:right w:val="none" w:color="FFFFFF" w:sz="0"/>
-            </w:tcBorders>
-            <w:shd w:fill="FFF0F5" w:val="clear"/>
+            <w:shd w:fill="FFFFFF" w:val="clear"/>
             <w:tcMar>
               <w:top w:type="dxa" w:w="140"/>
               <w:left w:type="dxa" w:w="260"/>
@@ -10435,10 +10404,7 @@
     </w:p>
     <w:p>
       <w:pPr>
-        <w:pBdr>
-          <w:bottom w:val="single" w:color="C8714A" w:sz="8"/>
-        </w:pBdr>
-        <w:shd w:fill="1A3A5C" w:val="clear"/>
+        <w:shd w:fill="FFFFFF" w:val="clear"/>
         <w:spacing w:after="200" w:before="440"/>
         <w:jc w:val="center"/>
       </w:pPr>
@@ -10447,7 +10413,7 @@
           <w:rFonts w:ascii="맑은 고딕" w:cs="맑은 고딕" w:eastAsia="맑은 고딕" w:hAnsi="맑은 고딕"/>
           <w:b/>
           <w:bCs/>
-          <w:color w:val="FFFFFF"/>
+          <w:color w:val="1A1A1A"/>
           <w:sz w:val="27"/>
           <w:szCs w:val="27"/>
         </w:rPr>
@@ -10479,9 +10445,6 @@
     </w:p>
     <w:p>
       <w:pPr>
-        <w:pBdr>
-          <w:left w:val="single" w:color="C8714A" w:sz="12"/>
-        </w:pBdr>
         <w:spacing w:after="60" w:before="260"/>
         <w:ind w:left="180"/>
       </w:pPr>
@@ -10561,9 +10524,6 @@
     </w:p>
     <w:p>
       <w:pPr>
-        <w:pBdr>
-          <w:left w:val="single" w:color="C8714A" w:sz="12"/>
-        </w:pBdr>
         <w:spacing w:after="60" w:before="260"/>
         <w:ind w:left="180"/>
       </w:pPr>
@@ -10627,9 +10587,6 @@
     </w:p>
     <w:p>
       <w:pPr>
-        <w:pBdr>
-          <w:left w:val="single" w:color="C8714A" w:sz="12"/>
-        </w:pBdr>
         <w:spacing w:after="60" w:before="260"/>
         <w:ind w:left="180"/>
       </w:pPr>
@@ -10759,12 +10716,12 @@
       <w:tblPr>
         <w:tblW w:type="dxa" w:w="9070"/>
         <w:tblBorders>
-          <w:top w:val="single" w:color="auto" w:sz="4"/>
-          <w:left w:val="single" w:color="auto" w:sz="4"/>
-          <w:bottom w:val="single" w:color="auto" w:sz="4"/>
-          <w:right w:val="single" w:color="auto" w:sz="4"/>
-          <w:insideH w:val="single" w:color="auto" w:sz="4"/>
-          <w:insideV w:val="single" w:color="auto" w:sz="4"/>
+          <w:top w:val="nil"/>
+          <w:left w:val="nil"/>
+          <w:bottom w:val="nil"/>
+          <w:right w:val="nil"/>
+          <w:insideH w:val="nil"/>
+          <w:insideV w:val="nil"/>
         </w:tblBorders>
       </w:tblPr>
       <w:tblGrid>
@@ -10774,13 +10731,7 @@
         <w:tc>
           <w:tcPr>
             <w:tcW w:type="dxa" w:w="9070"/>
-            <w:tcBorders>
-              <w:top w:val="single" w:color="B0C8E0" w:sz="4"/>
-              <w:left w:val="single" w:color="B0C8E0" w:sz="4"/>
-              <w:bottom w:val="single" w:color="B0C8E0" w:sz="4"/>
-              <w:right w:val="single" w:color="B0C8E0" w:sz="4"/>
-            </w:tcBorders>
-            <w:shd w:fill="EAF1F8" w:val="clear"/>
+            <w:shd w:fill="FFFFFF" w:val="clear"/>
             <w:tcMar>
               <w:top w:type="dxa" w:w="180"/>
               <w:left w:type="dxa" w:w="300"/>
@@ -10832,6 +10783,955 @@
                 <w:szCs w:val="19"/>
               </w:rPr>
               <w:t xml:space="preserve">담임목사  박상혁  (인)    문화사역팀장  ___________  (인)</w:t>
+            </w:r>
+          </w:p>
+        </w:tc>
+      </w:tr>
+    </w:tbl>
+    <w:p/>
+    <w:p>
+      <w:r>
+        <w:rPr>
+          <w:rFonts w:ascii="맑은 고딕" w:hAnsi="맑은 고딕" w:eastAsia="맑은 고딕" w:cs="맑은 고딕"/>
+          <w:b/>
+          <w:color w:val="1A3A5C"/>
+          <w:sz w:val="24"/>
+        </w:rPr>
+        <w:t xml:space="preserve">■ 개정 이력  </w:t>
+      </w:r>
+      <w:r>
+        <w:rPr>
+          <w:rFonts w:ascii="맑은 고딕" w:hAnsi="맑은 고딕" w:eastAsia="맑은 고딕" w:cs="맑은 고딕"/>
+          <w:color w:val="9A8E84"/>
+          <w:sz w:val="20"/>
+        </w:rPr>
+        <w:t>Revision History</w:t>
+      </w:r>
+    </w:p>
+    <w:p>
+      <w:r>
+        <w:rPr>
+          <w:rFonts w:ascii="맑은 고딕" w:hAnsi="맑은 고딕" w:eastAsia="맑은 고딕" w:cs="맑은 고딕"/>
+          <w:color w:val="9A8E84"/>
+          <w:sz w:val="17"/>
+        </w:rPr>
+        <w:t>※ 본 매뉴얼은 부서장 검토 후 담임목사 승인으로 개정하며, 개정 시 아래 표에 기록합니다.</w:t>
+      </w:r>
+    </w:p>
+    <w:tbl>
+      <w:tblPr>
+        <w:tblW w:type="auto" w:w="0"/>
+        <w:jc w:val="center"/>
+        <w:tblLayout w:type="fixed"/>
+        <w:tblLook w:firstColumn="1" w:firstRow="1" w:lastColumn="0" w:lastRow="0" w:noHBand="0" w:noVBand="1" w:val="04A0"/>
+      </w:tblPr>
+      <w:tblGrid>
+        <w:gridCol w:w="1814"/>
+        <w:gridCol w:w="1814"/>
+        <w:gridCol w:w="1814"/>
+        <w:gridCol w:w="1814"/>
+        <w:gridCol w:w="1814"/>
+      </w:tblGrid>
+      <w:tr>
+        <w:tc>
+          <w:tcPr>
+            <w:tcW w:type="dxa" w:w="1100"/>
+            <w:tcBorders>
+              <w:top w:val="single" w:sz="4" w:space="0" w:color="B0C8E0"/>
+              <w:left w:val="single" w:sz="4" w:space="0" w:color="B0C8E0"/>
+              <w:bottom w:val="single" w:sz="4" w:space="0" w:color="B0C8E0"/>
+              <w:right w:val="single" w:sz="4" w:space="0" w:color="B0C8E0"/>
+            </w:tcBorders>
+            <w:shd w:val="clear" w:color="auto" w:fill="F2F2F2"/>
+          </w:tcPr>
+          <w:p>
+            <w:pPr>
+              <w:jc w:val="center"/>
+            </w:pPr>
+            <w:r/>
+            <w:r>
+              <w:rPr>
+                <w:rFonts w:ascii="맑은 고딕" w:hAnsi="맑은 고딕" w:eastAsia="맑은 고딕" w:cs="맑은 고딕"/>
+                <w:b/>
+                <w:color w:val="2C2114"/>
+                <w:sz w:val="18"/>
+              </w:rPr>
+              <w:t>차수</w:t>
+            </w:r>
+          </w:p>
+        </w:tc>
+        <w:tc>
+          <w:tcPr>
+            <w:tcW w:type="dxa" w:w="1700"/>
+            <w:tcBorders>
+              <w:top w:val="single" w:sz="4" w:space="0" w:color="B0C8E0"/>
+              <w:left w:val="single" w:sz="4" w:space="0" w:color="B0C8E0"/>
+              <w:bottom w:val="single" w:sz="4" w:space="0" w:color="B0C8E0"/>
+              <w:right w:val="single" w:sz="4" w:space="0" w:color="B0C8E0"/>
+            </w:tcBorders>
+            <w:shd w:val="clear" w:color="auto" w:fill="F2F2F2"/>
+          </w:tcPr>
+          <w:p>
+            <w:pPr>
+              <w:jc w:val="center"/>
+            </w:pPr>
+            <w:r/>
+            <w:r>
+              <w:rPr>
+                <w:rFonts w:ascii="맑은 고딕" w:hAnsi="맑은 고딕" w:eastAsia="맑은 고딕" w:cs="맑은 고딕"/>
+                <w:b/>
+                <w:color w:val="2C2114"/>
+                <w:sz w:val="18"/>
+              </w:rPr>
+              <w:t>개정일자</w:t>
+            </w:r>
+          </w:p>
+        </w:tc>
+        <w:tc>
+          <w:tcPr>
+            <w:tcW w:type="dxa" w:w="4200"/>
+            <w:tcBorders>
+              <w:top w:val="single" w:sz="4" w:space="0" w:color="B0C8E0"/>
+              <w:left w:val="single" w:sz="4" w:space="0" w:color="B0C8E0"/>
+              <w:bottom w:val="single" w:sz="4" w:space="0" w:color="B0C8E0"/>
+              <w:right w:val="single" w:sz="4" w:space="0" w:color="B0C8E0"/>
+            </w:tcBorders>
+            <w:shd w:val="clear" w:color="auto" w:fill="F2F2F2"/>
+          </w:tcPr>
+          <w:p>
+            <w:pPr>
+              <w:jc w:val="center"/>
+            </w:pPr>
+            <w:r/>
+            <w:r>
+              <w:rPr>
+                <w:rFonts w:ascii="맑은 고딕" w:hAnsi="맑은 고딕" w:eastAsia="맑은 고딕" w:cs="맑은 고딕"/>
+                <w:b/>
+                <w:color w:val="2C2114"/>
+                <w:sz w:val="18"/>
+              </w:rPr>
+              <w:t>개정 내용</w:t>
+            </w:r>
+          </w:p>
+        </w:tc>
+        <w:tc>
+          <w:tcPr>
+            <w:tcW w:type="dxa" w:w="1700"/>
+            <w:tcBorders>
+              <w:top w:val="single" w:sz="4" w:space="0" w:color="B0C8E0"/>
+              <w:left w:val="single" w:sz="4" w:space="0" w:color="B0C8E0"/>
+              <w:bottom w:val="single" w:sz="4" w:space="0" w:color="B0C8E0"/>
+              <w:right w:val="single" w:sz="4" w:space="0" w:color="B0C8E0"/>
+            </w:tcBorders>
+            <w:shd w:val="clear" w:color="auto" w:fill="F2F2F2"/>
+          </w:tcPr>
+          <w:p>
+            <w:pPr>
+              <w:jc w:val="center"/>
+            </w:pPr>
+            <w:r/>
+            <w:r>
+              <w:rPr>
+                <w:rFonts w:ascii="맑은 고딕" w:hAnsi="맑은 고딕" w:eastAsia="맑은 고딕" w:cs="맑은 고딕"/>
+                <w:b/>
+                <w:color w:val="2C2114"/>
+                <w:sz w:val="18"/>
+              </w:rPr>
+              <w:t>개정자</w:t>
+            </w:r>
+          </w:p>
+        </w:tc>
+        <w:tc>
+          <w:tcPr>
+            <w:tcW w:type="dxa" w:w="1700"/>
+            <w:tcBorders>
+              <w:top w:val="single" w:sz="4" w:space="0" w:color="B0C8E0"/>
+              <w:left w:val="single" w:sz="4" w:space="0" w:color="B0C8E0"/>
+              <w:bottom w:val="single" w:sz="4" w:space="0" w:color="B0C8E0"/>
+              <w:right w:val="single" w:sz="4" w:space="0" w:color="B0C8E0"/>
+            </w:tcBorders>
+            <w:shd w:val="clear" w:color="auto" w:fill="F2F2F2"/>
+          </w:tcPr>
+          <w:p>
+            <w:pPr>
+              <w:jc w:val="center"/>
+            </w:pPr>
+            <w:r/>
+            <w:r>
+              <w:rPr>
+                <w:rFonts w:ascii="맑은 고딕" w:hAnsi="맑은 고딕" w:eastAsia="맑은 고딕" w:cs="맑은 고딕"/>
+                <w:b/>
+                <w:color w:val="2C2114"/>
+                <w:sz w:val="18"/>
+              </w:rPr>
+              <w:t>승인자</w:t>
+            </w:r>
+          </w:p>
+        </w:tc>
+      </w:tr>
+      <w:tr>
+        <w:tc>
+          <w:tcPr>
+            <w:tcW w:type="dxa" w:w="1100"/>
+            <w:tcBorders>
+              <w:top w:val="single" w:sz="4" w:space="0" w:color="B0C8E0"/>
+              <w:left w:val="single" w:sz="4" w:space="0" w:color="B0C8E0"/>
+              <w:bottom w:val="single" w:sz="4" w:space="0" w:color="B0C8E0"/>
+              <w:right w:val="single" w:sz="4" w:space="0" w:color="B0C8E0"/>
+            </w:tcBorders>
+          </w:tcPr>
+          <w:p>
+            <w:pPr>
+              <w:jc w:val="center"/>
+            </w:pPr>
+            <w:r/>
+            <w:r>
+              <w:rPr>
+                <w:rFonts w:ascii="맑은 고딕" w:hAnsi="맑은 고딕" w:eastAsia="맑은 고딕" w:cs="맑은 고딕"/>
+                <w:b w:val="0"/>
+                <w:color w:val="2C2114"/>
+                <w:sz w:val="18"/>
+              </w:rPr>
+              <w:t>제정</w:t>
+            </w:r>
+          </w:p>
+        </w:tc>
+        <w:tc>
+          <w:tcPr>
+            <w:tcW w:type="dxa" w:w="1700"/>
+            <w:tcBorders>
+              <w:top w:val="single" w:sz="4" w:space="0" w:color="B0C8E0"/>
+              <w:left w:val="single" w:sz="4" w:space="0" w:color="B0C8E0"/>
+              <w:bottom w:val="single" w:sz="4" w:space="0" w:color="B0C8E0"/>
+              <w:right w:val="single" w:sz="4" w:space="0" w:color="B0C8E0"/>
+            </w:tcBorders>
+          </w:tcPr>
+          <w:p>
+            <w:pPr>
+              <w:jc w:val="center"/>
+            </w:pPr>
+            <w:r/>
+            <w:r>
+              <w:rPr>
+                <w:rFonts w:ascii="맑은 고딕" w:hAnsi="맑은 고딕" w:eastAsia="맑은 고딕" w:cs="맑은 고딕"/>
+                <w:b w:val="0"/>
+                <w:color w:val="2C2114"/>
+                <w:sz w:val="18"/>
+              </w:rPr>
+              <w:t>20      .      .</w:t>
+            </w:r>
+          </w:p>
+        </w:tc>
+        <w:tc>
+          <w:tcPr>
+            <w:tcW w:type="dxa" w:w="4200"/>
+            <w:tcBorders>
+              <w:top w:val="single" w:sz="4" w:space="0" w:color="B0C8E0"/>
+              <w:left w:val="single" w:sz="4" w:space="0" w:color="B0C8E0"/>
+              <w:bottom w:val="single" w:sz="4" w:space="0" w:color="B0C8E0"/>
+              <w:right w:val="single" w:sz="4" w:space="0" w:color="B0C8E0"/>
+            </w:tcBorders>
+          </w:tcPr>
+          <w:p>
+            <w:pPr>
+              <w:jc w:val="left"/>
+            </w:pPr>
+            <w:r/>
+            <w:r>
+              <w:rPr>
+                <w:rFonts w:ascii="맑은 고딕" w:hAnsi="맑은 고딕" w:eastAsia="맑은 고딕" w:cs="맑은 고딕"/>
+                <w:b w:val="0"/>
+                <w:color w:val="2C2114"/>
+                <w:sz w:val="18"/>
+              </w:rPr>
+              <w:t>최초 제정</w:t>
+            </w:r>
+          </w:p>
+        </w:tc>
+        <w:tc>
+          <w:tcPr>
+            <w:tcW w:type="dxa" w:w="1700"/>
+            <w:tcBorders>
+              <w:top w:val="single" w:sz="4" w:space="0" w:color="B0C8E0"/>
+              <w:left w:val="single" w:sz="4" w:space="0" w:color="B0C8E0"/>
+              <w:bottom w:val="single" w:sz="4" w:space="0" w:color="B0C8E0"/>
+              <w:right w:val="single" w:sz="4" w:space="0" w:color="B0C8E0"/>
+            </w:tcBorders>
+          </w:tcPr>
+          <w:p>
+            <w:pPr>
+              <w:jc w:val="center"/>
+            </w:pPr>
+            <w:r/>
+            <w:r>
+              <w:rPr>
+                <w:rFonts w:ascii="맑은 고딕" w:hAnsi="맑은 고딕" w:eastAsia="맑은 고딕" w:cs="맑은 고딕"/>
+                <w:b w:val="0"/>
+                <w:color w:val="2C2114"/>
+                <w:sz w:val="18"/>
+              </w:rPr>
+              <w:t>—</w:t>
+            </w:r>
+          </w:p>
+        </w:tc>
+        <w:tc>
+          <w:tcPr>
+            <w:tcW w:type="dxa" w:w="1700"/>
+            <w:tcBorders>
+              <w:top w:val="single" w:sz="4" w:space="0" w:color="B0C8E0"/>
+              <w:left w:val="single" w:sz="4" w:space="0" w:color="B0C8E0"/>
+              <w:bottom w:val="single" w:sz="4" w:space="0" w:color="B0C8E0"/>
+              <w:right w:val="single" w:sz="4" w:space="0" w:color="B0C8E0"/>
+            </w:tcBorders>
+          </w:tcPr>
+          <w:p>
+            <w:pPr>
+              <w:jc w:val="center"/>
+            </w:pPr>
+            <w:r/>
+            <w:r>
+              <w:rPr>
+                <w:rFonts w:ascii="맑은 고딕" w:hAnsi="맑은 고딕" w:eastAsia="맑은 고딕" w:cs="맑은 고딕"/>
+                <w:b w:val="0"/>
+                <w:color w:val="2C2114"/>
+                <w:sz w:val="18"/>
+              </w:rPr>
+              <w:t>담임목사 박상혁</w:t>
+            </w:r>
+          </w:p>
+        </w:tc>
+      </w:tr>
+      <w:tr>
+        <w:tc>
+          <w:tcPr>
+            <w:tcW w:type="dxa" w:w="1100"/>
+            <w:tcBorders>
+              <w:top w:val="single" w:sz="4" w:space="0" w:color="B0C8E0"/>
+              <w:left w:val="single" w:sz="4" w:space="0" w:color="B0C8E0"/>
+              <w:bottom w:val="single" w:sz="4" w:space="0" w:color="B0C8E0"/>
+              <w:right w:val="single" w:sz="4" w:space="0" w:color="B0C8E0"/>
+            </w:tcBorders>
+          </w:tcPr>
+          <w:p>
+            <w:pPr>
+              <w:jc w:val="center"/>
+            </w:pPr>
+            <w:r/>
+            <w:r>
+              <w:rPr>
+                <w:rFonts w:ascii="맑은 고딕" w:hAnsi="맑은 고딕" w:eastAsia="맑은 고딕" w:cs="맑은 고딕"/>
+                <w:b w:val="0"/>
+                <w:color w:val="2C2114"/>
+                <w:sz w:val="18"/>
+              </w:rPr>
+            </w:r>
+          </w:p>
+        </w:tc>
+        <w:tc>
+          <w:tcPr>
+            <w:tcW w:type="dxa" w:w="1700"/>
+            <w:tcBorders>
+              <w:top w:val="single" w:sz="4" w:space="0" w:color="B0C8E0"/>
+              <w:left w:val="single" w:sz="4" w:space="0" w:color="B0C8E0"/>
+              <w:bottom w:val="single" w:sz="4" w:space="0" w:color="B0C8E0"/>
+              <w:right w:val="single" w:sz="4" w:space="0" w:color="B0C8E0"/>
+            </w:tcBorders>
+          </w:tcPr>
+          <w:p>
+            <w:pPr>
+              <w:jc w:val="center"/>
+            </w:pPr>
+            <w:r/>
+            <w:r>
+              <w:rPr>
+                <w:rFonts w:ascii="맑은 고딕" w:hAnsi="맑은 고딕" w:eastAsia="맑은 고딕" w:cs="맑은 고딕"/>
+                <w:b w:val="0"/>
+                <w:color w:val="2C2114"/>
+                <w:sz w:val="18"/>
+              </w:rPr>
+            </w:r>
+          </w:p>
+        </w:tc>
+        <w:tc>
+          <w:tcPr>
+            <w:tcW w:type="dxa" w:w="4200"/>
+            <w:tcBorders>
+              <w:top w:val="single" w:sz="4" w:space="0" w:color="B0C8E0"/>
+              <w:left w:val="single" w:sz="4" w:space="0" w:color="B0C8E0"/>
+              <w:bottom w:val="single" w:sz="4" w:space="0" w:color="B0C8E0"/>
+              <w:right w:val="single" w:sz="4" w:space="0" w:color="B0C8E0"/>
+            </w:tcBorders>
+          </w:tcPr>
+          <w:p>
+            <w:pPr>
+              <w:jc w:val="center"/>
+            </w:pPr>
+            <w:r/>
+            <w:r>
+              <w:rPr>
+                <w:rFonts w:ascii="맑은 고딕" w:hAnsi="맑은 고딕" w:eastAsia="맑은 고딕" w:cs="맑은 고딕"/>
+                <w:b w:val="0"/>
+                <w:color w:val="2C2114"/>
+                <w:sz w:val="18"/>
+              </w:rPr>
+            </w:r>
+          </w:p>
+        </w:tc>
+        <w:tc>
+          <w:tcPr>
+            <w:tcW w:type="dxa" w:w="1700"/>
+            <w:tcBorders>
+              <w:top w:val="single" w:sz="4" w:space="0" w:color="B0C8E0"/>
+              <w:left w:val="single" w:sz="4" w:space="0" w:color="B0C8E0"/>
+              <w:bottom w:val="single" w:sz="4" w:space="0" w:color="B0C8E0"/>
+              <w:right w:val="single" w:sz="4" w:space="0" w:color="B0C8E0"/>
+            </w:tcBorders>
+          </w:tcPr>
+          <w:p>
+            <w:pPr>
+              <w:jc w:val="center"/>
+            </w:pPr>
+            <w:r/>
+            <w:r>
+              <w:rPr>
+                <w:rFonts w:ascii="맑은 고딕" w:hAnsi="맑은 고딕" w:eastAsia="맑은 고딕" w:cs="맑은 고딕"/>
+                <w:b w:val="0"/>
+                <w:color w:val="2C2114"/>
+                <w:sz w:val="18"/>
+              </w:rPr>
+            </w:r>
+          </w:p>
+        </w:tc>
+        <w:tc>
+          <w:tcPr>
+            <w:tcW w:type="dxa" w:w="1700"/>
+            <w:tcBorders>
+              <w:top w:val="single" w:sz="4" w:space="0" w:color="B0C8E0"/>
+              <w:left w:val="single" w:sz="4" w:space="0" w:color="B0C8E0"/>
+              <w:bottom w:val="single" w:sz="4" w:space="0" w:color="B0C8E0"/>
+              <w:right w:val="single" w:sz="4" w:space="0" w:color="B0C8E0"/>
+            </w:tcBorders>
+          </w:tcPr>
+          <w:p>
+            <w:pPr>
+              <w:jc w:val="center"/>
+            </w:pPr>
+            <w:r/>
+            <w:r>
+              <w:rPr>
+                <w:rFonts w:ascii="맑은 고딕" w:hAnsi="맑은 고딕" w:eastAsia="맑은 고딕" w:cs="맑은 고딕"/>
+                <w:b w:val="0"/>
+                <w:color w:val="2C2114"/>
+                <w:sz w:val="18"/>
+              </w:rPr>
+            </w:r>
+          </w:p>
+        </w:tc>
+      </w:tr>
+      <w:tr>
+        <w:tc>
+          <w:tcPr>
+            <w:tcW w:type="dxa" w:w="1100"/>
+            <w:tcBorders>
+              <w:top w:val="single" w:sz="4" w:space="0" w:color="B0C8E0"/>
+              <w:left w:val="single" w:sz="4" w:space="0" w:color="B0C8E0"/>
+              <w:bottom w:val="single" w:sz="4" w:space="0" w:color="B0C8E0"/>
+              <w:right w:val="single" w:sz="4" w:space="0" w:color="B0C8E0"/>
+            </w:tcBorders>
+          </w:tcPr>
+          <w:p>
+            <w:pPr>
+              <w:jc w:val="center"/>
+            </w:pPr>
+            <w:r/>
+            <w:r>
+              <w:rPr>
+                <w:rFonts w:ascii="맑은 고딕" w:hAnsi="맑은 고딕" w:eastAsia="맑은 고딕" w:cs="맑은 고딕"/>
+                <w:b w:val="0"/>
+                <w:color w:val="2C2114"/>
+                <w:sz w:val="18"/>
+              </w:rPr>
+            </w:r>
+          </w:p>
+        </w:tc>
+        <w:tc>
+          <w:tcPr>
+            <w:tcW w:type="dxa" w:w="1700"/>
+            <w:tcBorders>
+              <w:top w:val="single" w:sz="4" w:space="0" w:color="B0C8E0"/>
+              <w:left w:val="single" w:sz="4" w:space="0" w:color="B0C8E0"/>
+              <w:bottom w:val="single" w:sz="4" w:space="0" w:color="B0C8E0"/>
+              <w:right w:val="single" w:sz="4" w:space="0" w:color="B0C8E0"/>
+            </w:tcBorders>
+          </w:tcPr>
+          <w:p>
+            <w:pPr>
+              <w:jc w:val="center"/>
+            </w:pPr>
+            <w:r/>
+            <w:r>
+              <w:rPr>
+                <w:rFonts w:ascii="맑은 고딕" w:hAnsi="맑은 고딕" w:eastAsia="맑은 고딕" w:cs="맑은 고딕"/>
+                <w:b w:val="0"/>
+                <w:color w:val="2C2114"/>
+                <w:sz w:val="18"/>
+              </w:rPr>
+            </w:r>
+          </w:p>
+        </w:tc>
+        <w:tc>
+          <w:tcPr>
+            <w:tcW w:type="dxa" w:w="4200"/>
+            <w:tcBorders>
+              <w:top w:val="single" w:sz="4" w:space="0" w:color="B0C8E0"/>
+              <w:left w:val="single" w:sz="4" w:space="0" w:color="B0C8E0"/>
+              <w:bottom w:val="single" w:sz="4" w:space="0" w:color="B0C8E0"/>
+              <w:right w:val="single" w:sz="4" w:space="0" w:color="B0C8E0"/>
+            </w:tcBorders>
+          </w:tcPr>
+          <w:p>
+            <w:pPr>
+              <w:jc w:val="center"/>
+            </w:pPr>
+            <w:r/>
+            <w:r>
+              <w:rPr>
+                <w:rFonts w:ascii="맑은 고딕" w:hAnsi="맑은 고딕" w:eastAsia="맑은 고딕" w:cs="맑은 고딕"/>
+                <w:b w:val="0"/>
+                <w:color w:val="2C2114"/>
+                <w:sz w:val="18"/>
+              </w:rPr>
+            </w:r>
+          </w:p>
+        </w:tc>
+        <w:tc>
+          <w:tcPr>
+            <w:tcW w:type="dxa" w:w="1700"/>
+            <w:tcBorders>
+              <w:top w:val="single" w:sz="4" w:space="0" w:color="B0C8E0"/>
+              <w:left w:val="single" w:sz="4" w:space="0" w:color="B0C8E0"/>
+              <w:bottom w:val="single" w:sz="4" w:space="0" w:color="B0C8E0"/>
+              <w:right w:val="single" w:sz="4" w:space="0" w:color="B0C8E0"/>
+            </w:tcBorders>
+          </w:tcPr>
+          <w:p>
+            <w:pPr>
+              <w:jc w:val="center"/>
+            </w:pPr>
+            <w:r/>
+            <w:r>
+              <w:rPr>
+                <w:rFonts w:ascii="맑은 고딕" w:hAnsi="맑은 고딕" w:eastAsia="맑은 고딕" w:cs="맑은 고딕"/>
+                <w:b w:val="0"/>
+                <w:color w:val="2C2114"/>
+                <w:sz w:val="18"/>
+              </w:rPr>
+            </w:r>
+          </w:p>
+        </w:tc>
+        <w:tc>
+          <w:tcPr>
+            <w:tcW w:type="dxa" w:w="1700"/>
+            <w:tcBorders>
+              <w:top w:val="single" w:sz="4" w:space="0" w:color="B0C8E0"/>
+              <w:left w:val="single" w:sz="4" w:space="0" w:color="B0C8E0"/>
+              <w:bottom w:val="single" w:sz="4" w:space="0" w:color="B0C8E0"/>
+              <w:right w:val="single" w:sz="4" w:space="0" w:color="B0C8E0"/>
+            </w:tcBorders>
+          </w:tcPr>
+          <w:p>
+            <w:pPr>
+              <w:jc w:val="center"/>
+            </w:pPr>
+            <w:r/>
+            <w:r>
+              <w:rPr>
+                <w:rFonts w:ascii="맑은 고딕" w:hAnsi="맑은 고딕" w:eastAsia="맑은 고딕" w:cs="맑은 고딕"/>
+                <w:b w:val="0"/>
+                <w:color w:val="2C2114"/>
+                <w:sz w:val="18"/>
+              </w:rPr>
+            </w:r>
+          </w:p>
+        </w:tc>
+      </w:tr>
+      <w:tr>
+        <w:tc>
+          <w:tcPr>
+            <w:tcW w:type="dxa" w:w="1100"/>
+            <w:tcBorders>
+              <w:top w:val="single" w:sz="4" w:space="0" w:color="B0C8E0"/>
+              <w:left w:val="single" w:sz="4" w:space="0" w:color="B0C8E0"/>
+              <w:bottom w:val="single" w:sz="4" w:space="0" w:color="B0C8E0"/>
+              <w:right w:val="single" w:sz="4" w:space="0" w:color="B0C8E0"/>
+            </w:tcBorders>
+          </w:tcPr>
+          <w:p>
+            <w:pPr>
+              <w:jc w:val="center"/>
+            </w:pPr>
+            <w:r/>
+            <w:r>
+              <w:rPr>
+                <w:rFonts w:ascii="맑은 고딕" w:hAnsi="맑은 고딕" w:eastAsia="맑은 고딕" w:cs="맑은 고딕"/>
+                <w:b w:val="0"/>
+                <w:color w:val="2C2114"/>
+                <w:sz w:val="18"/>
+              </w:rPr>
+            </w:r>
+          </w:p>
+        </w:tc>
+        <w:tc>
+          <w:tcPr>
+            <w:tcW w:type="dxa" w:w="1700"/>
+            <w:tcBorders>
+              <w:top w:val="single" w:sz="4" w:space="0" w:color="B0C8E0"/>
+              <w:left w:val="single" w:sz="4" w:space="0" w:color="B0C8E0"/>
+              <w:bottom w:val="single" w:sz="4" w:space="0" w:color="B0C8E0"/>
+              <w:right w:val="single" w:sz="4" w:space="0" w:color="B0C8E0"/>
+            </w:tcBorders>
+          </w:tcPr>
+          <w:p>
+            <w:pPr>
+              <w:jc w:val="center"/>
+            </w:pPr>
+            <w:r/>
+            <w:r>
+              <w:rPr>
+                <w:rFonts w:ascii="맑은 고딕" w:hAnsi="맑은 고딕" w:eastAsia="맑은 고딕" w:cs="맑은 고딕"/>
+                <w:b w:val="0"/>
+                <w:color w:val="2C2114"/>
+                <w:sz w:val="18"/>
+              </w:rPr>
+            </w:r>
+          </w:p>
+        </w:tc>
+        <w:tc>
+          <w:tcPr>
+            <w:tcW w:type="dxa" w:w="4200"/>
+            <w:tcBorders>
+              <w:top w:val="single" w:sz="4" w:space="0" w:color="B0C8E0"/>
+              <w:left w:val="single" w:sz="4" w:space="0" w:color="B0C8E0"/>
+              <w:bottom w:val="single" w:sz="4" w:space="0" w:color="B0C8E0"/>
+              <w:right w:val="single" w:sz="4" w:space="0" w:color="B0C8E0"/>
+            </w:tcBorders>
+          </w:tcPr>
+          <w:p>
+            <w:pPr>
+              <w:jc w:val="center"/>
+            </w:pPr>
+            <w:r/>
+            <w:r>
+              <w:rPr>
+                <w:rFonts w:ascii="맑은 고딕" w:hAnsi="맑은 고딕" w:eastAsia="맑은 고딕" w:cs="맑은 고딕"/>
+                <w:b w:val="0"/>
+                <w:color w:val="2C2114"/>
+                <w:sz w:val="18"/>
+              </w:rPr>
+            </w:r>
+          </w:p>
+        </w:tc>
+        <w:tc>
+          <w:tcPr>
+            <w:tcW w:type="dxa" w:w="1700"/>
+            <w:tcBorders>
+              <w:top w:val="single" w:sz="4" w:space="0" w:color="B0C8E0"/>
+              <w:left w:val="single" w:sz="4" w:space="0" w:color="B0C8E0"/>
+              <w:bottom w:val="single" w:sz="4" w:space="0" w:color="B0C8E0"/>
+              <w:right w:val="single" w:sz="4" w:space="0" w:color="B0C8E0"/>
+            </w:tcBorders>
+          </w:tcPr>
+          <w:p>
+            <w:pPr>
+              <w:jc w:val="center"/>
+            </w:pPr>
+            <w:r/>
+            <w:r>
+              <w:rPr>
+                <w:rFonts w:ascii="맑은 고딕" w:hAnsi="맑은 고딕" w:eastAsia="맑은 고딕" w:cs="맑은 고딕"/>
+                <w:b w:val="0"/>
+                <w:color w:val="2C2114"/>
+                <w:sz w:val="18"/>
+              </w:rPr>
+            </w:r>
+          </w:p>
+        </w:tc>
+        <w:tc>
+          <w:tcPr>
+            <w:tcW w:type="dxa" w:w="1700"/>
+            <w:tcBorders>
+              <w:top w:val="single" w:sz="4" w:space="0" w:color="B0C8E0"/>
+              <w:left w:val="single" w:sz="4" w:space="0" w:color="B0C8E0"/>
+              <w:bottom w:val="single" w:sz="4" w:space="0" w:color="B0C8E0"/>
+              <w:right w:val="single" w:sz="4" w:space="0" w:color="B0C8E0"/>
+            </w:tcBorders>
+          </w:tcPr>
+          <w:p>
+            <w:pPr>
+              <w:jc w:val="center"/>
+            </w:pPr>
+            <w:r/>
+            <w:r>
+              <w:rPr>
+                <w:rFonts w:ascii="맑은 고딕" w:hAnsi="맑은 고딕" w:eastAsia="맑은 고딕" w:cs="맑은 고딕"/>
+                <w:b w:val="0"/>
+                <w:color w:val="2C2114"/>
+                <w:sz w:val="18"/>
+              </w:rPr>
+            </w:r>
+          </w:p>
+        </w:tc>
+      </w:tr>
+      <w:tr>
+        <w:tc>
+          <w:tcPr>
+            <w:tcW w:type="dxa" w:w="1100"/>
+            <w:tcBorders>
+              <w:top w:val="single" w:sz="4" w:space="0" w:color="B0C8E0"/>
+              <w:left w:val="single" w:sz="4" w:space="0" w:color="B0C8E0"/>
+              <w:bottom w:val="single" w:sz="4" w:space="0" w:color="B0C8E0"/>
+              <w:right w:val="single" w:sz="4" w:space="0" w:color="B0C8E0"/>
+            </w:tcBorders>
+          </w:tcPr>
+          <w:p>
+            <w:pPr>
+              <w:jc w:val="center"/>
+            </w:pPr>
+            <w:r/>
+            <w:r>
+              <w:rPr>
+                <w:rFonts w:ascii="맑은 고딕" w:hAnsi="맑은 고딕" w:eastAsia="맑은 고딕" w:cs="맑은 고딕"/>
+                <w:b w:val="0"/>
+                <w:color w:val="2C2114"/>
+                <w:sz w:val="18"/>
+              </w:rPr>
+            </w:r>
+          </w:p>
+        </w:tc>
+        <w:tc>
+          <w:tcPr>
+            <w:tcW w:type="dxa" w:w="1700"/>
+            <w:tcBorders>
+              <w:top w:val="single" w:sz="4" w:space="0" w:color="B0C8E0"/>
+              <w:left w:val="single" w:sz="4" w:space="0" w:color="B0C8E0"/>
+              <w:bottom w:val="single" w:sz="4" w:space="0" w:color="B0C8E0"/>
+              <w:right w:val="single" w:sz="4" w:space="0" w:color="B0C8E0"/>
+            </w:tcBorders>
+          </w:tcPr>
+          <w:p>
+            <w:pPr>
+              <w:jc w:val="center"/>
+            </w:pPr>
+            <w:r/>
+            <w:r>
+              <w:rPr>
+                <w:rFonts w:ascii="맑은 고딕" w:hAnsi="맑은 고딕" w:eastAsia="맑은 고딕" w:cs="맑은 고딕"/>
+                <w:b w:val="0"/>
+                <w:color w:val="2C2114"/>
+                <w:sz w:val="18"/>
+              </w:rPr>
+            </w:r>
+          </w:p>
+        </w:tc>
+        <w:tc>
+          <w:tcPr>
+            <w:tcW w:type="dxa" w:w="4200"/>
+            <w:tcBorders>
+              <w:top w:val="single" w:sz="4" w:space="0" w:color="B0C8E0"/>
+              <w:left w:val="single" w:sz="4" w:space="0" w:color="B0C8E0"/>
+              <w:bottom w:val="single" w:sz="4" w:space="0" w:color="B0C8E0"/>
+              <w:right w:val="single" w:sz="4" w:space="0" w:color="B0C8E0"/>
+            </w:tcBorders>
+          </w:tcPr>
+          <w:p>
+            <w:pPr>
+              <w:jc w:val="center"/>
+            </w:pPr>
+            <w:r/>
+            <w:r>
+              <w:rPr>
+                <w:rFonts w:ascii="맑은 고딕" w:hAnsi="맑은 고딕" w:eastAsia="맑은 고딕" w:cs="맑은 고딕"/>
+                <w:b w:val="0"/>
+                <w:color w:val="2C2114"/>
+                <w:sz w:val="18"/>
+              </w:rPr>
+            </w:r>
+          </w:p>
+        </w:tc>
+        <w:tc>
+          <w:tcPr>
+            <w:tcW w:type="dxa" w:w="1700"/>
+            <w:tcBorders>
+              <w:top w:val="single" w:sz="4" w:space="0" w:color="B0C8E0"/>
+              <w:left w:val="single" w:sz="4" w:space="0" w:color="B0C8E0"/>
+              <w:bottom w:val="single" w:sz="4" w:space="0" w:color="B0C8E0"/>
+              <w:right w:val="single" w:sz="4" w:space="0" w:color="B0C8E0"/>
+            </w:tcBorders>
+          </w:tcPr>
+          <w:p>
+            <w:pPr>
+              <w:jc w:val="center"/>
+            </w:pPr>
+            <w:r/>
+            <w:r>
+              <w:rPr>
+                <w:rFonts w:ascii="맑은 고딕" w:hAnsi="맑은 고딕" w:eastAsia="맑은 고딕" w:cs="맑은 고딕"/>
+                <w:b w:val="0"/>
+                <w:color w:val="2C2114"/>
+                <w:sz w:val="18"/>
+              </w:rPr>
+            </w:r>
+          </w:p>
+        </w:tc>
+        <w:tc>
+          <w:tcPr>
+            <w:tcW w:type="dxa" w:w="1700"/>
+            <w:tcBorders>
+              <w:top w:val="single" w:sz="4" w:space="0" w:color="B0C8E0"/>
+              <w:left w:val="single" w:sz="4" w:space="0" w:color="B0C8E0"/>
+              <w:bottom w:val="single" w:sz="4" w:space="0" w:color="B0C8E0"/>
+              <w:right w:val="single" w:sz="4" w:space="0" w:color="B0C8E0"/>
+            </w:tcBorders>
+          </w:tcPr>
+          <w:p>
+            <w:pPr>
+              <w:jc w:val="center"/>
+            </w:pPr>
+            <w:r/>
+            <w:r>
+              <w:rPr>
+                <w:rFonts w:ascii="맑은 고딕" w:hAnsi="맑은 고딕" w:eastAsia="맑은 고딕" w:cs="맑은 고딕"/>
+                <w:b w:val="0"/>
+                <w:color w:val="2C2114"/>
+                <w:sz w:val="18"/>
+              </w:rPr>
+            </w:r>
+          </w:p>
+        </w:tc>
+      </w:tr>
+      <w:tr>
+        <w:tc>
+          <w:tcPr>
+            <w:tcW w:type="dxa" w:w="1100"/>
+            <w:tcBorders>
+              <w:top w:val="single" w:sz="4" w:space="0" w:color="B0C8E0"/>
+              <w:left w:val="single" w:sz="4" w:space="0" w:color="B0C8E0"/>
+              <w:bottom w:val="single" w:sz="4" w:space="0" w:color="B0C8E0"/>
+              <w:right w:val="single" w:sz="4" w:space="0" w:color="B0C8E0"/>
+            </w:tcBorders>
+          </w:tcPr>
+          <w:p>
+            <w:pPr>
+              <w:jc w:val="center"/>
+            </w:pPr>
+            <w:r/>
+            <w:r>
+              <w:rPr>
+                <w:rFonts w:ascii="맑은 고딕" w:hAnsi="맑은 고딕" w:eastAsia="맑은 고딕" w:cs="맑은 고딕"/>
+                <w:b w:val="0"/>
+                <w:color w:val="2C2114"/>
+                <w:sz w:val="18"/>
+              </w:rPr>
+            </w:r>
+          </w:p>
+        </w:tc>
+        <w:tc>
+          <w:tcPr>
+            <w:tcW w:type="dxa" w:w="1700"/>
+            <w:tcBorders>
+              <w:top w:val="single" w:sz="4" w:space="0" w:color="B0C8E0"/>
+              <w:left w:val="single" w:sz="4" w:space="0" w:color="B0C8E0"/>
+              <w:bottom w:val="single" w:sz="4" w:space="0" w:color="B0C8E0"/>
+              <w:right w:val="single" w:sz="4" w:space="0" w:color="B0C8E0"/>
+            </w:tcBorders>
+          </w:tcPr>
+          <w:p>
+            <w:pPr>
+              <w:jc w:val="center"/>
+            </w:pPr>
+            <w:r/>
+            <w:r>
+              <w:rPr>
+                <w:rFonts w:ascii="맑은 고딕" w:hAnsi="맑은 고딕" w:eastAsia="맑은 고딕" w:cs="맑은 고딕"/>
+                <w:b w:val="0"/>
+                <w:color w:val="2C2114"/>
+                <w:sz w:val="18"/>
+              </w:rPr>
+            </w:r>
+          </w:p>
+        </w:tc>
+        <w:tc>
+          <w:tcPr>
+            <w:tcW w:type="dxa" w:w="4200"/>
+            <w:tcBorders>
+              <w:top w:val="single" w:sz="4" w:space="0" w:color="B0C8E0"/>
+              <w:left w:val="single" w:sz="4" w:space="0" w:color="B0C8E0"/>
+              <w:bottom w:val="single" w:sz="4" w:space="0" w:color="B0C8E0"/>
+              <w:right w:val="single" w:sz="4" w:space="0" w:color="B0C8E0"/>
+            </w:tcBorders>
+          </w:tcPr>
+          <w:p>
+            <w:pPr>
+              <w:jc w:val="center"/>
+            </w:pPr>
+            <w:r/>
+            <w:r>
+              <w:rPr>
+                <w:rFonts w:ascii="맑은 고딕" w:hAnsi="맑은 고딕" w:eastAsia="맑은 고딕" w:cs="맑은 고딕"/>
+                <w:b w:val="0"/>
+                <w:color w:val="2C2114"/>
+                <w:sz w:val="18"/>
+              </w:rPr>
+            </w:r>
+          </w:p>
+        </w:tc>
+        <w:tc>
+          <w:tcPr>
+            <w:tcW w:type="dxa" w:w="1700"/>
+            <w:tcBorders>
+              <w:top w:val="single" w:sz="4" w:space="0" w:color="B0C8E0"/>
+              <w:left w:val="single" w:sz="4" w:space="0" w:color="B0C8E0"/>
+              <w:bottom w:val="single" w:sz="4" w:space="0" w:color="B0C8E0"/>
+              <w:right w:val="single" w:sz="4" w:space="0" w:color="B0C8E0"/>
+            </w:tcBorders>
+          </w:tcPr>
+          <w:p>
+            <w:pPr>
+              <w:jc w:val="center"/>
+            </w:pPr>
+            <w:r/>
+            <w:r>
+              <w:rPr>
+                <w:rFonts w:ascii="맑은 고딕" w:hAnsi="맑은 고딕" w:eastAsia="맑은 고딕" w:cs="맑은 고딕"/>
+                <w:b w:val="0"/>
+                <w:color w:val="2C2114"/>
+                <w:sz w:val="18"/>
+              </w:rPr>
+            </w:r>
+          </w:p>
+        </w:tc>
+        <w:tc>
+          <w:tcPr>
+            <w:tcW w:type="dxa" w:w="1700"/>
+            <w:tcBorders>
+              <w:top w:val="single" w:sz="4" w:space="0" w:color="B0C8E0"/>
+              <w:left w:val="single" w:sz="4" w:space="0" w:color="B0C8E0"/>
+              <w:bottom w:val="single" w:sz="4" w:space="0" w:color="B0C8E0"/>
+              <w:right w:val="single" w:sz="4" w:space="0" w:color="B0C8E0"/>
+            </w:tcBorders>
+          </w:tcPr>
+          <w:p>
+            <w:pPr>
+              <w:jc w:val="center"/>
+            </w:pPr>
+            <w:r/>
+            <w:r>
+              <w:rPr>
+                <w:rFonts w:ascii="맑은 고딕" w:hAnsi="맑은 고딕" w:eastAsia="맑은 고딕" w:cs="맑은 고딕"/>
+                <w:b w:val="0"/>
+                <w:color w:val="2C2114"/>
+                <w:sz w:val="18"/>
+              </w:rPr>
             </w:r>
           </w:p>
         </w:tc>
@@ -10894,9 +11794,6 @@
 <w:ftr xmlns:wpc="http://schemas.microsoft.com/office/word/2010/wordprocessingCanvas" xmlns:mc="http://schemas.openxmlformats.org/markup-compatibility/2006" xmlns:o="urn:schemas-microsoft-com:office:office" xmlns:r="http://schemas.openxmlformats.org/officeDocument/2006/relationships" xmlns:m="http://schemas.openxmlformats.org/officeDocument/2006/math" xmlns:v="urn:schemas-microsoft-com:vml" xmlns:wp14="http://schemas.microsoft.com/office/word/2010/wordprocessingDrawing" xmlns:wp="http://schemas.openxmlformats.org/drawingml/2006/wordprocessingDrawing" xmlns:w10="urn:schemas-microsoft-com:office:word" xmlns:w="http://schemas.openxmlformats.org/wordprocessingml/2006/main" xmlns:w14="http://schemas.microsoft.com/office/word/2010/wordml" xmlns:w15="http://schemas.microsoft.com/office/word/2012/wordml" xmlns:wpg="http://schemas.microsoft.com/office/word/2010/wordprocessingGroup" xmlns:wpi="http://schemas.microsoft.com/office/word/2010/wordprocessingInk" xmlns:wne="http://schemas.microsoft.com/office/word/2006/wordml" xmlns:wps="http://schemas.microsoft.com/office/word/2010/wordprocessingShape">
   <w:p>
     <w:pPr>
-      <w:pBdr>
-        <w:top w:val="single" w:color="B0C8E0" w:sz="4"/>
-      </w:pBdr>
       <w:spacing w:after="0" w:before="80"/>
     </w:pPr>
     <w:r>
@@ -10953,9 +11850,6 @@
 <w:hdr xmlns:wpc="http://schemas.microsoft.com/office/word/2010/wordprocessingCanvas" xmlns:mc="http://schemas.openxmlformats.org/markup-compatibility/2006" xmlns:o="urn:schemas-microsoft-com:office:office" xmlns:r="http://schemas.openxmlformats.org/officeDocument/2006/relationships" xmlns:m="http://schemas.openxmlformats.org/officeDocument/2006/math" xmlns:v="urn:schemas-microsoft-com:vml" xmlns:wp14="http://schemas.microsoft.com/office/word/2010/wordprocessingDrawing" xmlns:wp="http://schemas.openxmlformats.org/drawingml/2006/wordprocessingDrawing" xmlns:w10="urn:schemas-microsoft-com:office:word" xmlns:w="http://schemas.openxmlformats.org/wordprocessingml/2006/main" xmlns:w14="http://schemas.microsoft.com/office/word/2010/wordml" xmlns:w15="http://schemas.microsoft.com/office/word/2012/wordml" xmlns:wpg="http://schemas.microsoft.com/office/word/2010/wordprocessingGroup" xmlns:wpi="http://schemas.microsoft.com/office/word/2010/wordprocessingInk" xmlns:wne="http://schemas.microsoft.com/office/word/2006/wordml" xmlns:wps="http://schemas.microsoft.com/office/word/2010/wordprocessingShape" xmlns:cx="http://schemas.microsoft.com/office/drawing/2014/chartex" xmlns:cx1="http://schemas.microsoft.com/office/drawing/2015/9/8/chartex" xmlns:cx2="http://schemas.microsoft.com/office/drawing/2015/10/21/chartex" xmlns:cx3="http://schemas.microsoft.com/office/drawing/2016/5/9/chartex" xmlns:cx4="http://schemas.microsoft.com/office/drawing/2016/5/10/chartex" xmlns:cx5="http://schemas.microsoft.com/office/drawing/2016/5/11/chartex" xmlns:cx6="http://schemas.microsoft.com/office/drawing/2016/5/12/chartex" xmlns:cx7="http://schemas.microsoft.com/office/drawing/2016/5/13/chartex" xmlns:cx8="http://schemas.microsoft.com/office/drawing/2016/5/14/chartex" xmlns:w16cid="http://schemas.microsoft.com/office/word/2016/wordml/cid" xmlns:w16se="http://schemas.microsoft.com/office/word/2015/wordml/symex">
   <w:p>
     <w:pPr>
-      <w:pBdr>
-        <w:bottom w:val="single" w:color="C8714A" w:sz="4"/>
-      </w:pBdr>
       <w:spacing w:after="80" w:before="0"/>
     </w:pPr>
     <w:r>

--- a/DB/문화사역팀/CUL_문화사역팀매뉴얼_201-203_사랑과평안의교회.docx
+++ b/DB/문화사역팀/CUL_문화사역팀매뉴얼_201-203_사랑과평안의교회.docx
@@ -499,7 +499,7 @@
           <w:rFonts w:ascii="맑은 고딕" w:hAnsi="맑은 고딕"/>
           <w:sz w:val="22"/>
         </w:rPr>
-        <w:t>아래 표는 문화사역팀가 제출한 업무 현황을 반영한 것이다. 세부 운영 지침은 제1장 이하 각 조에서 정한다.</w:t>
+        <w:t>아래 표는 문화사역팀이 제출한 업무 현황을 반영한 것이다. 세부 운영 지침은 제1장 이하 각 조에서 정한다.</w:t>
       </w:r>
     </w:p>
     <w:tbl>
@@ -5035,7 +5035,7 @@
                 <w:sz w:val="18"/>
                 <w:szCs w:val="18"/>
               </w:rPr>
-              <w:t xml:space="preserve">—</w:t>
+              <w:t>말미 [개정 이력] 표 참조</w:t>
             </w:r>
           </w:p>
         </w:tc>
@@ -7860,7 +7860,7 @@
                 <w:sz w:val="18"/>
                 <w:szCs w:val="18"/>
               </w:rPr>
-              <w:t xml:space="preserve">—</w:t>
+              <w:t>말미 [개정 이력] 표 참조</w:t>
             </w:r>
           </w:p>
         </w:tc>

--- a/DB/문화사역팀/CUL_문화사역팀매뉴얼_201-203_사랑과평안의교회.docx
+++ b/DB/문화사역팀/CUL_문화사역팀매뉴얼_201-203_사랑과평안의교회.docx
@@ -248,7 +248,7 @@
                 <w:sz w:val="18"/>
                 <w:szCs w:val="18"/>
               </w:rPr>
-              <w:t xml:space="preserve">CPO-003 목회 철학  /  WOR-202 특별예배 매뉴얼</w:t>
+              <w:t>CPO-003 목회 철학  /  WOR-202 특별예배 매뉴얼  /  CPO-003 목회 철학 제13조 ④ 전도 강령</w:t>
             </w:r>
           </w:p>
         </w:tc>
@@ -284,7 +284,7 @@
                 <w:sz w:val="18"/>
                 <w:szCs w:val="18"/>
               </w:rPr>
-              <w:t xml:space="preserve">관 련 규 정</w:t>
+              <w:t>관 련 부 서</w:t>
             </w:r>
           </w:p>
         </w:tc>
@@ -312,7 +312,7 @@
                 <w:sz w:val="18"/>
                 <w:szCs w:val="18"/>
               </w:rPr>
-              <w:t xml:space="preserve">CPO-003 목회 철학 제13조 ④ 전도 강령</w:t>
+              <w:t>문화사역팀  |  찬양팀  |  성가대  |  친교봉사부</w:t>
             </w:r>
           </w:p>
         </w:tc>
@@ -4843,7 +4843,7 @@
                 <w:sz w:val="18"/>
                 <w:szCs w:val="18"/>
               </w:rPr>
-              <w:t xml:space="preserve">CUL-201 4대 절기 행사 기획 매뉴얼</w:t>
+              <w:t>CUL-201 4대 절기 행사 기획 매뉴얼  /  CPO-003 목회 철학 제13조 ④ 전도 강령</w:t>
             </w:r>
           </w:p>
         </w:tc>
@@ -4879,7 +4879,7 @@
                 <w:sz w:val="18"/>
                 <w:szCs w:val="18"/>
               </w:rPr>
-              <w:t xml:space="preserve">관 련 규 정</w:t>
+              <w:t>관 련 부 서</w:t>
             </w:r>
           </w:p>
         </w:tc>
@@ -4907,7 +4907,7 @@
                 <w:sz w:val="18"/>
                 <w:szCs w:val="18"/>
               </w:rPr>
-              <w:t xml:space="preserve">CPO-003 목회 철학 제13조 ④ 전도 강령</w:t>
+              <w:t>문화사역팀  |  찬양팀  |  성가대  |  친교봉사부</w:t>
             </w:r>
           </w:p>
         </w:tc>
@@ -7668,7 +7668,7 @@
                 <w:sz w:val="18"/>
                 <w:szCs w:val="18"/>
               </w:rPr>
-              <w:t xml:space="preserve">CUL-201 4대 절기 행사 기획 매뉴얼  /  ADM-101 재정 관리 규정</w:t>
+              <w:t>CUL-201 4대 절기 행사 기획 매뉴얼  /  ADM-101 재정 관리 규정  /  CPO-003 목회 철학 제13조 ④ 전도 강령</w:t>
             </w:r>
           </w:p>
         </w:tc>
@@ -7704,7 +7704,7 @@
                 <w:sz w:val="18"/>
                 <w:szCs w:val="18"/>
               </w:rPr>
-              <w:t xml:space="preserve">관 련 규 정</w:t>
+              <w:t>관 련 부 서</w:t>
             </w:r>
           </w:p>
         </w:tc>
@@ -7732,7 +7732,7 @@
                 <w:sz w:val="18"/>
                 <w:szCs w:val="18"/>
               </w:rPr>
-              <w:t xml:space="preserve">CPO-003 목회 철학 제13조 ④ 전도 강령</w:t>
+              <w:t>문화사역팀  |  찬양팀  |  성가대  |  친교봉사부</w:t>
             </w:r>
           </w:p>
         </w:tc>
